--- a/CV-Suo.docx
+++ b/CV-Suo.docx
@@ -1,6 +1,6 @@
 
 <file path=word/document.xml><?xml version="1.0" encoding="utf-8"?>
-<w:document xmlns:wpc="http://schemas.microsoft.com/office/word/2010/wordprocessingCanvas" xmlns:cx="http://schemas.microsoft.com/office/drawing/2014/chartex" xmlns:cx1="http://schemas.microsoft.com/office/drawing/2015/9/8/chartex" xmlns:cx2="http://schemas.microsoft.com/office/drawing/2015/10/21/chartex" xmlns:cx3="http://schemas.microsoft.com/office/drawing/2016/5/9/chartex" xmlns:cx4="http://schemas.microsoft.com/office/drawing/2016/5/10/chartex" xmlns:cx5="http://schemas.microsoft.com/office/drawing/2016/5/11/chartex" xmlns:cx6="http://schemas.microsoft.com/office/drawing/2016/5/12/chartex" xmlns:cx7="http://schemas.microsoft.com/office/drawing/2016/5/13/chartex" xmlns:cx8="http://schemas.microsoft.com/office/drawing/2016/5/14/chartex" xmlns:mc="http://schemas.openxmlformats.org/markup-compatibility/2006" xmlns:aink="http://schemas.microsoft.com/office/drawing/2016/ink" xmlns:am3d="http://schemas.microsoft.com/office/drawing/2017/model3d" xmlns:o="urn:schemas-microsoft-com:office:office" xmlns:r="http://schemas.openxmlformats.org/officeDocument/2006/relationships" xmlns:m="http://schemas.openxmlformats.org/officeDocument/2006/math" xmlns:v="urn:schemas-microsoft-com:vml" xmlns:wp14="http://schemas.microsoft.com/office/word/2010/wordprocessingDrawing" xmlns:wp="http://schemas.openxmlformats.org/drawingml/2006/wordprocessingDrawing" xmlns:w10="urn:schemas-microsoft-com:office:word" xmlns:w="http://schemas.openxmlformats.org/wordprocessingml/2006/main" xmlns:w14="http://schemas.microsoft.com/office/word/2010/wordml" xmlns:w15="http://schemas.microsoft.com/office/word/2012/wordml" xmlns:w16cid="http://schemas.microsoft.com/office/word/2016/wordml/cid" xmlns:w16se="http://schemas.microsoft.com/office/word/2015/wordml/symex" xmlns:wpg="http://schemas.microsoft.com/office/word/2010/wordprocessingGroup" xmlns:wpi="http://schemas.microsoft.com/office/word/2010/wordprocessingInk" xmlns:wne="http://schemas.microsoft.com/office/word/2006/wordml" xmlns:wps="http://schemas.microsoft.com/office/word/2010/wordprocessingShape" mc:Ignorable="w14 w15 w16se w16cid wp14">
+<w:document xmlns:wpc="http://schemas.microsoft.com/office/word/2010/wordprocessingCanvas" xmlns:cx="http://schemas.microsoft.com/office/drawing/2014/chartex" xmlns:cx1="http://schemas.microsoft.com/office/drawing/2015/9/8/chartex" xmlns:mc="http://schemas.openxmlformats.org/markup-compatibility/2006" xmlns:o="urn:schemas-microsoft-com:office:office" xmlns:r="http://schemas.openxmlformats.org/officeDocument/2006/relationships" xmlns:m="http://schemas.openxmlformats.org/officeDocument/2006/math" xmlns:v="urn:schemas-microsoft-com:vml" xmlns:wp14="http://schemas.microsoft.com/office/word/2010/wordprocessingDrawing" xmlns:wp="http://schemas.openxmlformats.org/drawingml/2006/wordprocessingDrawing" xmlns:w10="urn:schemas-microsoft-com:office:word" xmlns:w="http://schemas.openxmlformats.org/wordprocessingml/2006/main" xmlns:w14="http://schemas.microsoft.com/office/word/2010/wordml" xmlns:w15="http://schemas.microsoft.com/office/word/2012/wordml" xmlns:w16se="http://schemas.microsoft.com/office/word/2015/wordml/symex" xmlns:wpg="http://schemas.microsoft.com/office/word/2010/wordprocessingGroup" xmlns:wpi="http://schemas.microsoft.com/office/word/2010/wordprocessingInk" xmlns:wne="http://schemas.microsoft.com/office/word/2006/wordml" xmlns:wps="http://schemas.microsoft.com/office/word/2010/wordprocessingShape" mc:Ignorable="w14 w15 w16se wp14">
   <w:body>
     <w:p>
       <w:pPr>
@@ -912,7 +912,7 @@
         <w:pStyle w:val="Heading4"/>
         <w:numPr>
           <w:ilvl w:val="5"/>
-          <w:numId w:val="56"/>
+          <w:numId w:val="16"/>
         </w:numPr>
         <w:tabs>
           <w:tab w:val="clear" w:pos="360"/>
@@ -940,7 +940,7 @@
         <w:pStyle w:val="Heading4"/>
         <w:numPr>
           <w:ilvl w:val="0"/>
-          <w:numId w:val="55"/>
+          <w:numId w:val="15"/>
         </w:numPr>
         <w:tabs>
           <w:tab w:val="clear" w:pos="360"/>
@@ -1022,7 +1022,7 @@
       <w:pPr>
         <w:numPr>
           <w:ilvl w:val="0"/>
-          <w:numId w:val="58"/>
+          <w:numId w:val="17"/>
         </w:numPr>
         <w:tabs>
           <w:tab w:val="left" w:pos="1080"/>
@@ -1055,7 +1055,7 @@
       <w:pPr>
         <w:numPr>
           <w:ilvl w:val="0"/>
-          <w:numId w:val="58"/>
+          <w:numId w:val="17"/>
         </w:numPr>
         <w:tabs>
           <w:tab w:val="left" w:pos="1080"/>
@@ -1076,7 +1076,7 @@
       <w:pPr>
         <w:numPr>
           <w:ilvl w:val="0"/>
-          <w:numId w:val="58"/>
+          <w:numId w:val="17"/>
         </w:numPr>
         <w:tabs>
           <w:tab w:val="left" w:pos="1080"/>
@@ -1298,7 +1298,7 @@
         <w:pStyle w:val="ListParagraph"/>
         <w:numPr>
           <w:ilvl w:val="0"/>
-          <w:numId w:val="64"/>
+          <w:numId w:val="19"/>
         </w:numPr>
         <w:spacing w:after="40"/>
         <w:rPr>
@@ -1319,7 +1319,7 @@
         <w:pStyle w:val="ListParagraph"/>
         <w:numPr>
           <w:ilvl w:val="0"/>
-          <w:numId w:val="64"/>
+          <w:numId w:val="19"/>
         </w:numPr>
         <w:spacing w:after="40"/>
         <w:rPr>
@@ -1340,7 +1340,7 @@
         <w:pStyle w:val="ListParagraph"/>
         <w:numPr>
           <w:ilvl w:val="0"/>
-          <w:numId w:val="64"/>
+          <w:numId w:val="19"/>
         </w:numPr>
         <w:spacing w:after="40"/>
         <w:rPr>
@@ -1361,7 +1361,7 @@
         <w:pStyle w:val="ListParagraph"/>
         <w:numPr>
           <w:ilvl w:val="0"/>
-          <w:numId w:val="64"/>
+          <w:numId w:val="19"/>
         </w:numPr>
         <w:spacing w:after="40"/>
         <w:rPr>
@@ -1401,7 +1401,6 @@
           <w:szCs w:val="24"/>
         </w:rPr>
       </w:pPr>
-      <w:bookmarkStart w:id="0" w:name="_GoBack"/>
       <w:r>
         <w:rPr>
           <w:b/>
@@ -1643,8 +1642,8 @@
         </w:rPr>
         <w:t xml:space="preserve"> </w:t>
       </w:r>
-      <w:bookmarkStart w:id="1" w:name="OLE_LINK1"/>
-      <w:bookmarkStart w:id="2" w:name="OLE_LINK2"/>
+      <w:bookmarkStart w:id="0" w:name="OLE_LINK1"/>
+      <w:bookmarkStart w:id="1" w:name="OLE_LINK2"/>
       <w:r>
         <w:rPr>
           <w:sz w:val="22"/>
@@ -1652,8 +1651,8 @@
         </w:rPr>
         <w:t>7 (2007), pp.507-534</w:t>
       </w:r>
+      <w:bookmarkEnd w:id="0"/>
       <w:bookmarkEnd w:id="1"/>
-      <w:bookmarkEnd w:id="2"/>
     </w:p>
     <w:p>
       <w:pPr>
@@ -2062,7 +2061,6 @@
         <w:t xml:space="preserve">  </w:t>
       </w:r>
     </w:p>
-    <w:bookmarkEnd w:id="0"/>
     <w:p>
       <w:pPr>
         <w:pStyle w:val="Heading5"/>
@@ -2298,7 +2296,37 @@
         <w:rPr>
           <w:sz w:val="24"/>
         </w:rPr>
-        <w:t>The risk of of turbo call options, 2019</w:t>
+        <w:t xml:space="preserve">Valuation Adjustment in Derivatives Pricing: A Survey of xVA Theory, Computation, and Practice (with Yong Wang), 2026 (Download </w:t>
+      </w:r>
+      <w:hyperlink r:id="rId10" w:history="1">
+        <w:r>
+          <w:rPr>
+            <w:rStyle w:val="Hyperlink"/>
+            <w:sz w:val="24"/>
+          </w:rPr>
+          <w:t>here</w:t>
+        </w:r>
+      </w:hyperlink>
+      <w:r>
+        <w:rPr>
+          <w:sz w:val="24"/>
+        </w:rPr>
+        <w:t xml:space="preserve">, or in Chinese </w:t>
+      </w:r>
+      <w:hyperlink r:id="rId11" w:history="1">
+        <w:r>
+          <w:rPr>
+            <w:rStyle w:val="Hyperlink"/>
+            <w:sz w:val="24"/>
+          </w:rPr>
+          <w:t>here</w:t>
+        </w:r>
+      </w:hyperlink>
+      <w:r>
+        <w:rPr>
+          <w:sz w:val="24"/>
+        </w:rPr>
+        <w:t>)</w:t>
       </w:r>
     </w:p>
     <w:p>
@@ -2320,7 +2348,28 @@
         <w:rPr>
           <w:sz w:val="24"/>
         </w:rPr>
-        <w:t>Design of Contingent Convertibles abd Their Price Sentivities, 2015</w:t>
+        <w:t xml:space="preserve">All You Need to Know Anout Snowball Products: Pricing, Risk Decompoistion, and the Effects of Design, 2026 (Download </w:t>
+      </w:r>
+      <w:hyperlink r:id="rId12" w:history="1">
+        <w:r>
+          <w:rPr>
+            <w:rStyle w:val="Hyperlink"/>
+            <w:sz w:val="24"/>
+          </w:rPr>
+          <w:t>here</w:t>
+        </w:r>
+      </w:hyperlink>
+      <w:r>
+        <w:rPr>
+          <w:sz w:val="24"/>
+        </w:rPr>
+        <w:t xml:space="preserve"> </w:t>
+      </w:r>
+      <w:r>
+        <w:rPr>
+          <w:sz w:val="24"/>
+        </w:rPr>
+        <w:t>)</w:t>
       </w:r>
     </w:p>
     <w:p>
@@ -2342,31 +2391,22 @@
         <w:rPr>
           <w:sz w:val="24"/>
         </w:rPr>
-        <w:t>An Analysis of Hedge Fund Returnds (w</w:t>
-      </w:r>
-      <w:r>
-        <w:rPr>
-          <w:sz w:val="24"/>
-        </w:rPr>
-        <w:t>i</w:t>
-      </w:r>
-      <w:r>
-        <w:rPr>
-          <w:sz w:val="24"/>
-        </w:rPr>
-        <w:t>th L</w:t>
-      </w:r>
-      <w:r>
-        <w:rPr>
-          <w:sz w:val="24"/>
-        </w:rPr>
-        <w:t>e</w:t>
-      </w:r>
-      <w:r>
-        <w:rPr>
-          <w:sz w:val="24"/>
-        </w:rPr>
-        <w:t>w Johnson), 2006</w:t>
+        <w:t xml:space="preserve">Predicting Exotic Option Prices from Implied Volatility Surface: A Machine Learning Approach to Quantifying the Information Gap, 2026 (Download </w:t>
+      </w:r>
+      <w:hyperlink r:id="rId13" w:history="1">
+        <w:r>
+          <w:rPr>
+            <w:rStyle w:val="Hyperlink"/>
+            <w:sz w:val="24"/>
+          </w:rPr>
+          <w:t>here</w:t>
+        </w:r>
+      </w:hyperlink>
+      <w:r>
+        <w:rPr>
+          <w:sz w:val="24"/>
+        </w:rPr>
+        <w:t xml:space="preserve">)  </w:t>
       </w:r>
     </w:p>
     <w:p>
@@ -2388,51 +2428,13 @@
         <w:rPr>
           <w:sz w:val="24"/>
         </w:rPr>
-        <w:t>Assessing Default Probabilities from Structural Credit Risk Models (with Wei Wang), 2005</w:t>
-      </w:r>
-    </w:p>
-    <w:p>
-      <w:pPr>
-        <w:numPr>
-          <w:ilvl w:val="0"/>
-          <w:numId w:val="6"/>
-        </w:numPr>
-        <w:tabs>
-          <w:tab w:val="left" w:pos="1080"/>
-        </w:tabs>
-        <w:spacing w:after="40"/>
-        <w:ind w:left="1080"/>
-        <w:rPr>
-          <w:sz w:val="24"/>
-        </w:rPr>
-      </w:pPr>
-      <w:r>
-        <w:rPr>
-          <w:sz w:val="24"/>
-        </w:rPr>
-        <w:t>An Empirical Study on Credit Rating Change Behavior (with Yu Du),  2004</w:t>
-      </w:r>
-    </w:p>
-    <w:p>
-      <w:pPr>
-        <w:numPr>
-          <w:ilvl w:val="0"/>
-          <w:numId w:val="6"/>
-        </w:numPr>
-        <w:tabs>
-          <w:tab w:val="left" w:pos="1080"/>
-        </w:tabs>
-        <w:spacing w:after="40"/>
-        <w:ind w:left="1080"/>
-        <w:rPr>
-          <w:sz w:val="24"/>
-        </w:rPr>
-      </w:pPr>
-      <w:r>
-        <w:rPr>
-          <w:sz w:val="24"/>
-        </w:rPr>
         <w:t xml:space="preserve">Barrier Option Pricing (technical notes), August, 1997 </w:t>
+      </w:r>
+      <w:r>
+        <w:rPr>
+          <w:sz w:val="24"/>
+        </w:rPr>
+        <w:t>(available upon request)</w:t>
       </w:r>
     </w:p>
     <w:p>
@@ -2501,8 +2503,9 @@
         <w:rPr>
           <w:sz w:val="24"/>
           <w:szCs w:val="24"/>
-        </w:rPr>
-        <w:t xml:space="preserve"> Machine learning in option pricing</w:t>
+          <w:lang w:val="en-GB"/>
+        </w:rPr>
+        <w:t>Accumulator Type Derivatives: A Complete Risk Analysis</w:t>
       </w:r>
     </w:p>
     <w:p>
@@ -2526,7 +2529,7 @@
           <w:sz w:val="24"/>
           <w:szCs w:val="24"/>
         </w:rPr>
-        <w:t xml:space="preserve"> Building the Black-Scholes volatility surface through machine learning.  </w:t>
+        <w:t xml:space="preserve">Building the Black-Scholes volatility surface through machine learning.  </w:t>
       </w:r>
     </w:p>
     <w:p>
@@ -2573,7 +2576,7 @@
       <w:pPr>
         <w:numPr>
           <w:ilvl w:val="0"/>
-          <w:numId w:val="62"/>
+          <w:numId w:val="18"/>
         </w:numPr>
         <w:tabs>
           <w:tab w:val="left" w:pos="1080"/>
@@ -2591,6 +2594,7 @@
           <w:sz w:val="24"/>
           <w:szCs w:val="24"/>
         </w:rPr>
+        <w:lastRenderedPageBreak/>
         <w:t>Translated “Options F</w:t>
       </w:r>
       <w:r>
@@ -2676,17 +2680,7 @@
           <w:szCs w:val="22"/>
           <w:lang w:eastAsia="zh-CN"/>
         </w:rPr>
-        <w:t>期权、期货及其</w:t>
-      </w:r>
-      <w:r>
-        <w:rPr>
-          <w:rFonts w:hint="eastAsia"/>
-          <w:sz w:val="22"/>
-          <w:szCs w:val="22"/>
-          <w:lang w:eastAsia="zh-CN"/>
-        </w:rPr>
-        <w:lastRenderedPageBreak/>
-        <w:t>它衍生产品</w:t>
+        <w:t>期权、期货及其它衍生产品</w:t>
       </w:r>
       <w:r>
         <w:rPr>
@@ -3481,6 +3475,7 @@
           <w:sz w:val="22"/>
           <w:szCs w:val="22"/>
         </w:rPr>
+        <w:lastRenderedPageBreak/>
         <w:t xml:space="preserve">Singular Optimal Control for Stochastic Differential Equations, </w:t>
       </w:r>
       <w:r>
@@ -3567,6 +3562,13 @@
           <w:i/>
           <w:sz w:val="24"/>
         </w:rPr>
+        <w:t xml:space="preserve">Mathematics and Financial Economics, </w:t>
+      </w:r>
+      <w:r>
+        <w:rPr>
+          <w:i/>
+          <w:sz w:val="24"/>
+        </w:rPr>
         <w:t>Journal of Banking and Fin</w:t>
       </w:r>
       <w:r>
@@ -3716,738 +3718,18 @@
     </w:p>
     <w:p>
       <w:pPr>
-        <w:spacing w:after="40"/>
-        <w:rPr>
-          <w:b/>
-          <w:sz w:val="24"/>
-        </w:rPr>
-      </w:pPr>
-      <w:r>
-        <w:rPr>
-          <w:b/>
-          <w:sz w:val="24"/>
-        </w:rPr>
-        <w:t>GRADUATE STUDENT SUPERVISION:</w:t>
-      </w:r>
-    </w:p>
-    <w:p>
-      <w:pPr>
-        <w:numPr>
-          <w:ilvl w:val="0"/>
-          <w:numId w:val="33"/>
-        </w:numPr>
-        <w:tabs>
-          <w:tab w:val="left" w:pos="1080"/>
-        </w:tabs>
-        <w:spacing w:after="40"/>
-        <w:rPr>
-          <w:sz w:val="24"/>
-        </w:rPr>
-      </w:pPr>
-      <w:r>
-        <w:rPr>
-          <w:sz w:val="24"/>
-        </w:rPr>
-        <w:t>Ph.D Thesis Committee Chair</w:t>
-      </w:r>
-    </w:p>
-    <w:p>
-      <w:pPr>
-        <w:numPr>
-          <w:ilvl w:val="0"/>
-          <w:numId w:val="35"/>
-        </w:numPr>
         <w:tabs>
           <w:tab w:val="left" w:pos="1080"/>
           <w:tab w:val="left" w:pos="1800"/>
         </w:tabs>
         <w:spacing w:after="40"/>
-        <w:rPr>
-          <w:sz w:val="24"/>
-        </w:rPr>
-      </w:pPr>
-      <w:r>
-        <w:rPr>
-          <w:sz w:val="24"/>
-        </w:rPr>
-        <w:t xml:space="preserve">Qi </w:t>
-      </w:r>
-      <w:r>
-        <w:rPr>
-          <w:sz w:val="24"/>
-        </w:rPr>
-        <w:t>Zhang (</w:t>
-      </w:r>
-      <w:r>
-        <w:rPr>
-          <w:rFonts w:hint="eastAsia"/>
-          <w:sz w:val="24"/>
-          <w:lang w:eastAsia="zh-CN"/>
-        </w:rPr>
-        <w:t>G</w:t>
-      </w:r>
-      <w:r>
-        <w:rPr>
-          <w:rFonts w:hint="eastAsia"/>
-          <w:sz w:val="24"/>
-          <w:lang w:eastAsia="zh-CN"/>
-        </w:rPr>
-        <w:t>raduated</w:t>
-      </w:r>
-      <w:r>
-        <w:rPr>
-          <w:rFonts w:hint="eastAsia"/>
-          <w:sz w:val="24"/>
-          <w:lang w:eastAsia="zh-CN"/>
-        </w:rPr>
-        <w:t>，</w:t>
-      </w:r>
-      <w:r>
-        <w:rPr>
-          <w:sz w:val="24"/>
-        </w:rPr>
-        <w:t>April 2013)</w:t>
-      </w:r>
-    </w:p>
-    <w:p>
-      <w:pPr>
-        <w:numPr>
-          <w:ilvl w:val="0"/>
-          <w:numId w:val="35"/>
-        </w:numPr>
-        <w:tabs>
-          <w:tab w:val="left" w:pos="1080"/>
-          <w:tab w:val="left" w:pos="1800"/>
-        </w:tabs>
-        <w:spacing w:after="40"/>
-        <w:rPr>
-          <w:sz w:val="24"/>
-        </w:rPr>
-      </w:pPr>
-      <w:r>
-        <w:rPr>
-          <w:sz w:val="24"/>
-        </w:rPr>
-        <w:t>Wei Wang (Graduat</w:t>
-      </w:r>
-      <w:r>
-        <w:rPr>
-          <w:sz w:val="24"/>
-        </w:rPr>
-        <w:t>ed,</w:t>
-      </w:r>
-      <w:r>
-        <w:rPr>
-          <w:sz w:val="24"/>
-        </w:rPr>
-        <w:t xml:space="preserve"> 2006)</w:t>
-      </w:r>
-    </w:p>
-    <w:p>
-      <w:pPr>
-        <w:numPr>
-          <w:ilvl w:val="0"/>
-          <w:numId w:val="35"/>
-        </w:numPr>
-        <w:tabs>
-          <w:tab w:val="left" w:pos="1080"/>
-          <w:tab w:val="left" w:pos="1800"/>
-        </w:tabs>
-        <w:spacing w:after="40"/>
-        <w:rPr>
-          <w:sz w:val="24"/>
-        </w:rPr>
-      </w:pPr>
-      <w:r>
-        <w:rPr>
-          <w:sz w:val="24"/>
-        </w:rPr>
-        <w:t>Yunbi An (Graduated</w:t>
-      </w:r>
-      <w:r>
-        <w:rPr>
-          <w:sz w:val="24"/>
-        </w:rPr>
-        <w:t>,</w:t>
-      </w:r>
-      <w:r>
-        <w:rPr>
-          <w:sz w:val="24"/>
-        </w:rPr>
-        <w:t xml:space="preserve">  2005)</w:t>
-      </w:r>
-    </w:p>
-    <w:p>
-      <w:pPr>
-        <w:numPr>
-          <w:ilvl w:val="0"/>
-          <w:numId w:val="34"/>
-        </w:numPr>
-        <w:tabs>
-          <w:tab w:val="left" w:pos="1080"/>
-          <w:tab w:val="left" w:pos="1800"/>
-        </w:tabs>
-        <w:spacing w:after="40"/>
-        <w:rPr>
-          <w:sz w:val="24"/>
-        </w:rPr>
-      </w:pPr>
-      <w:r>
-        <w:rPr>
-          <w:sz w:val="24"/>
-        </w:rPr>
-        <w:t>Yu Du (Graduated</w:t>
-      </w:r>
-      <w:r>
-        <w:rPr>
-          <w:sz w:val="24"/>
-        </w:rPr>
-        <w:t>,</w:t>
-      </w:r>
-      <w:r>
-        <w:rPr>
-          <w:sz w:val="24"/>
-        </w:rPr>
-        <w:t xml:space="preserve"> </w:t>
-      </w:r>
-      <w:r>
-        <w:rPr>
-          <w:sz w:val="24"/>
-        </w:rPr>
-        <w:t>2</w:t>
-      </w:r>
-      <w:r>
-        <w:rPr>
-          <w:sz w:val="24"/>
-        </w:rPr>
-        <w:t>004)</w:t>
-      </w:r>
-    </w:p>
-    <w:p>
-      <w:pPr>
-        <w:numPr>
-          <w:ilvl w:val="0"/>
-          <w:numId w:val="36"/>
-        </w:numPr>
-        <w:tabs>
-          <w:tab w:val="left" w:pos="1080"/>
-        </w:tabs>
-        <w:spacing w:after="40"/>
-        <w:rPr>
-          <w:sz w:val="24"/>
-        </w:rPr>
-      </w:pPr>
-      <w:r>
-        <w:rPr>
-          <w:sz w:val="24"/>
-        </w:rPr>
-        <w:t xml:space="preserve">M.A. / </w:t>
-      </w:r>
-      <w:r>
-        <w:rPr>
-          <w:sz w:val="24"/>
-        </w:rPr>
-        <w:t>M.Sc Thesis Supervisor</w:t>
-      </w:r>
-    </w:p>
-    <w:p>
-      <w:pPr>
-        <w:numPr>
-          <w:ilvl w:val="0"/>
-          <w:numId w:val="37"/>
-        </w:numPr>
-        <w:tabs>
-          <w:tab w:val="left" w:pos="1080"/>
-          <w:tab w:val="left" w:pos="1800"/>
-        </w:tabs>
-        <w:spacing w:after="40"/>
-        <w:rPr>
-          <w:sz w:val="24"/>
-          <w:szCs w:val="24"/>
-        </w:rPr>
-      </w:pPr>
-      <w:r>
-        <w:rPr>
-          <w:sz w:val="24"/>
-          <w:szCs w:val="24"/>
-          <w:lang w:val="en-GB"/>
-        </w:rPr>
-        <w:t>Ghufran Tarin (2013)</w:t>
-      </w:r>
-    </w:p>
-    <w:p>
-      <w:pPr>
-        <w:numPr>
-          <w:ilvl w:val="0"/>
-          <w:numId w:val="37"/>
-        </w:numPr>
-        <w:tabs>
-          <w:tab w:val="left" w:pos="1080"/>
-          <w:tab w:val="left" w:pos="1800"/>
-        </w:tabs>
-        <w:spacing w:after="40"/>
-        <w:rPr>
-          <w:sz w:val="24"/>
-          <w:szCs w:val="24"/>
-        </w:rPr>
-      </w:pPr>
-      <w:r>
-        <w:rPr>
-          <w:sz w:val="24"/>
-          <w:szCs w:val="24"/>
-          <w:lang w:val="en-GB"/>
-        </w:rPr>
-        <w:t>Dong Shen (2013)</w:t>
-      </w:r>
-    </w:p>
-    <w:p>
-      <w:pPr>
-        <w:numPr>
-          <w:ilvl w:val="0"/>
-          <w:numId w:val="37"/>
-        </w:numPr>
-        <w:tabs>
-          <w:tab w:val="left" w:pos="1080"/>
-          <w:tab w:val="left" w:pos="1800"/>
-        </w:tabs>
-        <w:spacing w:after="40"/>
-        <w:rPr>
-          <w:sz w:val="24"/>
-          <w:szCs w:val="24"/>
-        </w:rPr>
-      </w:pPr>
-      <w:r>
-        <w:rPr>
-          <w:sz w:val="24"/>
-          <w:szCs w:val="24"/>
-          <w:lang w:val="en-GB"/>
-        </w:rPr>
-        <w:t>Rahil Valiani (2013)</w:t>
-      </w:r>
-    </w:p>
-    <w:p>
-      <w:pPr>
-        <w:numPr>
-          <w:ilvl w:val="0"/>
-          <w:numId w:val="37"/>
-        </w:numPr>
-        <w:tabs>
-          <w:tab w:val="left" w:pos="1080"/>
-          <w:tab w:val="left" w:pos="1800"/>
-        </w:tabs>
-        <w:spacing w:after="40"/>
-        <w:rPr>
-          <w:sz w:val="24"/>
-          <w:szCs w:val="24"/>
-        </w:rPr>
-      </w:pPr>
-      <w:r>
-        <w:rPr>
-          <w:sz w:val="24"/>
-          <w:szCs w:val="24"/>
-          <w:lang w:val="en-GB"/>
-        </w:rPr>
-        <w:t>Robert Hayes (2013)</w:t>
-      </w:r>
-    </w:p>
-    <w:p>
-      <w:pPr>
-        <w:numPr>
-          <w:ilvl w:val="0"/>
-          <w:numId w:val="37"/>
-        </w:numPr>
-        <w:tabs>
-          <w:tab w:val="left" w:pos="1080"/>
-          <w:tab w:val="left" w:pos="1800"/>
-        </w:tabs>
-        <w:spacing w:after="40"/>
-        <w:rPr>
-          <w:sz w:val="24"/>
-        </w:rPr>
-      </w:pPr>
-      <w:r>
-        <w:rPr>
-          <w:sz w:val="24"/>
-        </w:rPr>
-        <w:t xml:space="preserve">Abir Paula (2009) </w:t>
-      </w:r>
-    </w:p>
-    <w:p>
-      <w:pPr>
-        <w:numPr>
-          <w:ilvl w:val="0"/>
-          <w:numId w:val="37"/>
-        </w:numPr>
-        <w:tabs>
-          <w:tab w:val="left" w:pos="1080"/>
-          <w:tab w:val="left" w:pos="1800"/>
-        </w:tabs>
-        <w:spacing w:after="40"/>
-        <w:rPr>
-          <w:sz w:val="24"/>
-        </w:rPr>
-      </w:pPr>
-      <w:r>
-        <w:rPr>
-          <w:sz w:val="24"/>
-        </w:rPr>
-        <w:t>Chong Lio (2009)</w:t>
-      </w:r>
-    </w:p>
-    <w:p>
-      <w:pPr>
-        <w:numPr>
-          <w:ilvl w:val="0"/>
-          <w:numId w:val="37"/>
-        </w:numPr>
-        <w:tabs>
-          <w:tab w:val="left" w:pos="1080"/>
-          <w:tab w:val="left" w:pos="1800"/>
-        </w:tabs>
-        <w:spacing w:after="40"/>
-        <w:rPr>
-          <w:sz w:val="24"/>
-        </w:rPr>
-      </w:pPr>
-      <w:r>
-        <w:rPr>
-          <w:sz w:val="24"/>
-        </w:rPr>
-        <w:t>Fangpeng Dong (2009)</w:t>
-      </w:r>
-    </w:p>
-    <w:p>
-      <w:pPr>
-        <w:numPr>
-          <w:ilvl w:val="0"/>
-          <w:numId w:val="37"/>
-        </w:numPr>
-        <w:tabs>
-          <w:tab w:val="left" w:pos="1080"/>
-          <w:tab w:val="left" w:pos="1800"/>
-        </w:tabs>
-        <w:spacing w:after="40"/>
-        <w:rPr>
-          <w:sz w:val="24"/>
-        </w:rPr>
-      </w:pPr>
-      <w:r>
-        <w:rPr>
-          <w:sz w:val="24"/>
-        </w:rPr>
-        <w:t>Di Ma (2007)</w:t>
-      </w:r>
-    </w:p>
-    <w:p>
-      <w:pPr>
-        <w:numPr>
-          <w:ilvl w:val="0"/>
-          <w:numId w:val="37"/>
-        </w:numPr>
-        <w:tabs>
-          <w:tab w:val="left" w:pos="1080"/>
-          <w:tab w:val="left" w:pos="1800"/>
-        </w:tabs>
-        <w:spacing w:after="40"/>
-        <w:rPr>
-          <w:sz w:val="24"/>
-        </w:rPr>
-      </w:pPr>
-      <w:r>
-        <w:rPr>
-          <w:sz w:val="24"/>
-        </w:rPr>
-        <w:t>Ramon William (2007)</w:t>
-      </w:r>
-    </w:p>
-    <w:p>
-      <w:pPr>
-        <w:numPr>
-          <w:ilvl w:val="0"/>
-          <w:numId w:val="37"/>
-        </w:numPr>
-        <w:tabs>
-          <w:tab w:val="left" w:pos="1080"/>
-          <w:tab w:val="left" w:pos="1800"/>
-        </w:tabs>
-        <w:spacing w:after="40"/>
-        <w:rPr>
-          <w:sz w:val="24"/>
-        </w:rPr>
-      </w:pPr>
-      <w:r>
-        <w:rPr>
-          <w:sz w:val="24"/>
-        </w:rPr>
-        <w:t>Weiwei Li (2007)</w:t>
-      </w:r>
-    </w:p>
-    <w:p>
-      <w:pPr>
-        <w:numPr>
-          <w:ilvl w:val="0"/>
-          <w:numId w:val="37"/>
-        </w:numPr>
-        <w:tabs>
-          <w:tab w:val="left" w:pos="1080"/>
-          <w:tab w:val="left" w:pos="1800"/>
-        </w:tabs>
-        <w:spacing w:after="40"/>
-        <w:rPr>
-          <w:sz w:val="24"/>
-        </w:rPr>
-      </w:pPr>
-      <w:r>
-        <w:rPr>
-          <w:sz w:val="24"/>
-        </w:rPr>
-        <w:t>Ewen Miller (2007)</w:t>
-      </w:r>
-    </w:p>
-    <w:p>
-      <w:pPr>
-        <w:numPr>
-          <w:ilvl w:val="0"/>
-          <w:numId w:val="37"/>
-        </w:numPr>
-        <w:tabs>
-          <w:tab w:val="left" w:pos="1080"/>
-          <w:tab w:val="left" w:pos="1800"/>
-        </w:tabs>
-        <w:spacing w:after="40"/>
-        <w:rPr>
-          <w:sz w:val="24"/>
-        </w:rPr>
-      </w:pPr>
-      <w:r>
-        <w:rPr>
-          <w:sz w:val="24"/>
-        </w:rPr>
-        <w:t>Genshen Yang (2007)</w:t>
-      </w:r>
-    </w:p>
-    <w:p>
-      <w:pPr>
-        <w:numPr>
-          <w:ilvl w:val="0"/>
-          <w:numId w:val="37"/>
-        </w:numPr>
-        <w:tabs>
-          <w:tab w:val="left" w:pos="1080"/>
-          <w:tab w:val="left" w:pos="1800"/>
-        </w:tabs>
-        <w:spacing w:after="40"/>
-        <w:rPr>
-          <w:sz w:val="24"/>
-        </w:rPr>
-      </w:pPr>
-      <w:r>
-        <w:rPr>
-          <w:sz w:val="24"/>
-        </w:rPr>
-        <w:t>Yi Luo (2006)</w:t>
-      </w:r>
-    </w:p>
-    <w:p>
-      <w:pPr>
-        <w:numPr>
-          <w:ilvl w:val="0"/>
-          <w:numId w:val="37"/>
-        </w:numPr>
-        <w:tabs>
-          <w:tab w:val="left" w:pos="1080"/>
-          <w:tab w:val="left" w:pos="1800"/>
-        </w:tabs>
-        <w:spacing w:after="40"/>
-        <w:rPr>
-          <w:sz w:val="24"/>
-        </w:rPr>
-      </w:pPr>
-      <w:r>
-        <w:rPr>
-          <w:sz w:val="24"/>
-        </w:rPr>
-        <w:t>Bin Hu (2006)</w:t>
-      </w:r>
-    </w:p>
-    <w:p>
-      <w:pPr>
-        <w:numPr>
-          <w:ilvl w:val="0"/>
-          <w:numId w:val="37"/>
-        </w:numPr>
-        <w:tabs>
-          <w:tab w:val="left" w:pos="1080"/>
-          <w:tab w:val="left" w:pos="1800"/>
-        </w:tabs>
-        <w:spacing w:after="40"/>
-        <w:rPr>
-          <w:sz w:val="24"/>
-        </w:rPr>
-      </w:pPr>
-      <w:r>
-        <w:rPr>
-          <w:sz w:val="24"/>
-        </w:rPr>
-        <w:t>Lili Xie (2006)</w:t>
-      </w:r>
-    </w:p>
-    <w:p>
-      <w:pPr>
-        <w:numPr>
-          <w:ilvl w:val="0"/>
-          <w:numId w:val="37"/>
-        </w:numPr>
-        <w:tabs>
-          <w:tab w:val="left" w:pos="1080"/>
-          <w:tab w:val="left" w:pos="1800"/>
-        </w:tabs>
-        <w:spacing w:after="40"/>
-        <w:rPr>
-          <w:sz w:val="24"/>
-        </w:rPr>
-      </w:pPr>
-      <w:r>
-        <w:rPr>
-          <w:sz w:val="24"/>
-        </w:rPr>
-        <w:t>Wei Yu (</w:t>
-      </w:r>
-      <w:r>
-        <w:rPr>
-          <w:sz w:val="24"/>
-        </w:rPr>
-        <w:t>2006</w:t>
-      </w:r>
-      <w:r>
-        <w:rPr>
-          <w:sz w:val="24"/>
-        </w:rPr>
-        <w:t>)</w:t>
-      </w:r>
-    </w:p>
-    <w:p>
-      <w:pPr>
-        <w:numPr>
-          <w:ilvl w:val="0"/>
-          <w:numId w:val="37"/>
-        </w:numPr>
-        <w:tabs>
-          <w:tab w:val="left" w:pos="1080"/>
-          <w:tab w:val="left" w:pos="1800"/>
-        </w:tabs>
-        <w:spacing w:after="40"/>
-        <w:rPr>
-          <w:sz w:val="24"/>
-        </w:rPr>
-      </w:pPr>
-      <w:r>
-        <w:rPr>
-          <w:sz w:val="24"/>
-        </w:rPr>
-        <w:t>Qi Zhang (2005)</w:t>
-      </w:r>
-    </w:p>
-    <w:p>
-      <w:pPr>
-        <w:numPr>
-          <w:ilvl w:val="0"/>
-          <w:numId w:val="37"/>
-        </w:numPr>
-        <w:tabs>
-          <w:tab w:val="left" w:pos="1080"/>
-          <w:tab w:val="left" w:pos="1800"/>
-        </w:tabs>
-        <w:spacing w:after="40"/>
-        <w:rPr>
-          <w:sz w:val="24"/>
-        </w:rPr>
-      </w:pPr>
-      <w:r>
-        <w:rPr>
-          <w:sz w:val="24"/>
-        </w:rPr>
-        <w:t>Jian Zhou (2004)</w:t>
-      </w:r>
-    </w:p>
-    <w:p>
-      <w:pPr>
-        <w:numPr>
-          <w:ilvl w:val="0"/>
-          <w:numId w:val="38"/>
-        </w:numPr>
-        <w:tabs>
-          <w:tab w:val="left" w:pos="1080"/>
-          <w:tab w:val="left" w:pos="1800"/>
-        </w:tabs>
-        <w:spacing w:after="40"/>
-        <w:rPr>
-          <w:sz w:val="24"/>
-        </w:rPr>
-      </w:pPr>
-      <w:r>
-        <w:rPr>
-          <w:sz w:val="24"/>
-        </w:rPr>
-        <w:t>Bin Chang (2002)</w:t>
-      </w:r>
-    </w:p>
-    <w:p>
-      <w:pPr>
-        <w:numPr>
-          <w:ilvl w:val="0"/>
-          <w:numId w:val="39"/>
-        </w:numPr>
-        <w:tabs>
-          <w:tab w:val="left" w:pos="1080"/>
-          <w:tab w:val="left" w:pos="1800"/>
-        </w:tabs>
-        <w:spacing w:after="40"/>
-        <w:rPr>
-          <w:sz w:val="24"/>
-        </w:rPr>
-      </w:pPr>
-      <w:r>
-        <w:rPr>
-          <w:sz w:val="24"/>
-        </w:rPr>
-        <w:t>Shiheng Wang (2002)</w:t>
-      </w:r>
-    </w:p>
-    <w:p>
-      <w:pPr>
-        <w:numPr>
-          <w:ilvl w:val="0"/>
-          <w:numId w:val="37"/>
-        </w:numPr>
-        <w:tabs>
-          <w:tab w:val="left" w:pos="1080"/>
-          <w:tab w:val="left" w:pos="1800"/>
-        </w:tabs>
-        <w:spacing w:after="40"/>
-        <w:rPr>
-          <w:sz w:val="24"/>
-        </w:rPr>
-      </w:pPr>
-      <w:r>
-        <w:rPr>
-          <w:sz w:val="24"/>
-        </w:rPr>
-        <w:t>Yu Dong (2001)</w:t>
-      </w:r>
-    </w:p>
-    <w:p>
-      <w:pPr>
-        <w:tabs>
-          <w:tab w:val="left" w:pos="1080"/>
-          <w:tab w:val="left" w:pos="1800"/>
-        </w:tabs>
-        <w:spacing w:after="40"/>
         <w:ind w:left="1440"/>
         <w:rPr>
           <w:sz w:val="24"/>
         </w:rPr>
       </w:pPr>
+      <w:bookmarkStart w:id="2" w:name="_GoBack"/>
+      <w:bookmarkEnd w:id="2"/>
     </w:p>
     <w:p>
       <w:pPr>
@@ -4481,7 +3763,7 @@
                     </pic:cNvPicPr>
                   </pic:nvPicPr>
                   <pic:blipFill>
-                    <a:blip r:embed="rId10" cstate="print">
+                    <a:blip r:embed="rId14" cstate="print">
                       <a:extLst>
                         <a:ext uri="{28A0092B-C50C-407E-A947-70E740481C1C}">
                           <a14:useLocalDpi xmlns:a14="http://schemas.microsoft.com/office/drawing/2010/main" val="0"/>
@@ -4514,7 +3796,7 @@
       </w:r>
     </w:p>
     <w:sectPr>
-      <w:footerReference w:type="default" r:id="rId11"/>
+      <w:footerReference w:type="default" r:id="rId15"/>
       <w:pgSz w:w="12240" w:h="15840"/>
       <w:pgMar w:top="1350" w:right="1800" w:bottom="709" w:left="1125" w:header="720" w:footer="720" w:gutter="0"/>
       <w:cols w:space="720"/>
@@ -4524,7 +3806,7 @@
 </file>
 
 <file path=word/endnotes.xml><?xml version="1.0" encoding="utf-8"?>
-<w:endnotes xmlns:wpc="http://schemas.microsoft.com/office/word/2010/wordprocessingCanvas" xmlns:cx="http://schemas.microsoft.com/office/drawing/2014/chartex" xmlns:cx1="http://schemas.microsoft.com/office/drawing/2015/9/8/chartex" xmlns:cx2="http://schemas.microsoft.com/office/drawing/2015/10/21/chartex" xmlns:cx3="http://schemas.microsoft.com/office/drawing/2016/5/9/chartex" xmlns:cx4="http://schemas.microsoft.com/office/drawing/2016/5/10/chartex" xmlns:cx5="http://schemas.microsoft.com/office/drawing/2016/5/11/chartex" xmlns:cx6="http://schemas.microsoft.com/office/drawing/2016/5/12/chartex" xmlns:cx7="http://schemas.microsoft.com/office/drawing/2016/5/13/chartex" xmlns:cx8="http://schemas.microsoft.com/office/drawing/2016/5/14/chartex" xmlns:mc="http://schemas.openxmlformats.org/markup-compatibility/2006" xmlns:aink="http://schemas.microsoft.com/office/drawing/2016/ink" xmlns:am3d="http://schemas.microsoft.com/office/drawing/2017/model3d" xmlns:o="urn:schemas-microsoft-com:office:office" xmlns:r="http://schemas.openxmlformats.org/officeDocument/2006/relationships" xmlns:m="http://schemas.openxmlformats.org/officeDocument/2006/math" xmlns:v="urn:schemas-microsoft-com:vml" xmlns:wp14="http://schemas.microsoft.com/office/word/2010/wordprocessingDrawing" xmlns:wp="http://schemas.openxmlformats.org/drawingml/2006/wordprocessingDrawing" xmlns:w10="urn:schemas-microsoft-com:office:word" xmlns:w="http://schemas.openxmlformats.org/wordprocessingml/2006/main" xmlns:w14="http://schemas.microsoft.com/office/word/2010/wordml" xmlns:w15="http://schemas.microsoft.com/office/word/2012/wordml" xmlns:w16cid="http://schemas.microsoft.com/office/word/2016/wordml/cid" xmlns:w16se="http://schemas.microsoft.com/office/word/2015/wordml/symex" xmlns:wpg="http://schemas.microsoft.com/office/word/2010/wordprocessingGroup" xmlns:wpi="http://schemas.microsoft.com/office/word/2010/wordprocessingInk" xmlns:wne="http://schemas.microsoft.com/office/word/2006/wordml" xmlns:wps="http://schemas.microsoft.com/office/word/2010/wordprocessingShape" mc:Ignorable="w14 w15 w16se w16cid wp14">
+<w:endnotes xmlns:wpc="http://schemas.microsoft.com/office/word/2010/wordprocessingCanvas" xmlns:cx="http://schemas.microsoft.com/office/drawing/2014/chartex" xmlns:cx1="http://schemas.microsoft.com/office/drawing/2015/9/8/chartex" xmlns:mc="http://schemas.openxmlformats.org/markup-compatibility/2006" xmlns:o="urn:schemas-microsoft-com:office:office" xmlns:r="http://schemas.openxmlformats.org/officeDocument/2006/relationships" xmlns:m="http://schemas.openxmlformats.org/officeDocument/2006/math" xmlns:v="urn:schemas-microsoft-com:vml" xmlns:wp14="http://schemas.microsoft.com/office/word/2010/wordprocessingDrawing" xmlns:wp="http://schemas.openxmlformats.org/drawingml/2006/wordprocessingDrawing" xmlns:w10="urn:schemas-microsoft-com:office:word" xmlns:w="http://schemas.openxmlformats.org/wordprocessingml/2006/main" xmlns:w14="http://schemas.microsoft.com/office/word/2010/wordml" xmlns:w15="http://schemas.microsoft.com/office/word/2012/wordml" xmlns:w16se="http://schemas.microsoft.com/office/word/2015/wordml/symex" xmlns:wpg="http://schemas.microsoft.com/office/word/2010/wordprocessingGroup" xmlns:wpi="http://schemas.microsoft.com/office/word/2010/wordprocessingInk" xmlns:wne="http://schemas.microsoft.com/office/word/2006/wordml" xmlns:wps="http://schemas.microsoft.com/office/word/2010/wordprocessingShape" mc:Ignorable="w14 w15 w16se wp14">
   <w:endnote w:type="separator" w:id="-1">
     <w:p>
       <w:r>
@@ -4543,7 +3825,7 @@
 </file>
 
 <file path=word/footer1.xml><?xml version="1.0" encoding="utf-8"?>
-<w:ftr xmlns:wpc="http://schemas.microsoft.com/office/word/2010/wordprocessingCanvas" xmlns:cx="http://schemas.microsoft.com/office/drawing/2014/chartex" xmlns:cx1="http://schemas.microsoft.com/office/drawing/2015/9/8/chartex" xmlns:cx2="http://schemas.microsoft.com/office/drawing/2015/10/21/chartex" xmlns:cx3="http://schemas.microsoft.com/office/drawing/2016/5/9/chartex" xmlns:cx4="http://schemas.microsoft.com/office/drawing/2016/5/10/chartex" xmlns:cx5="http://schemas.microsoft.com/office/drawing/2016/5/11/chartex" xmlns:cx6="http://schemas.microsoft.com/office/drawing/2016/5/12/chartex" xmlns:cx7="http://schemas.microsoft.com/office/drawing/2016/5/13/chartex" xmlns:cx8="http://schemas.microsoft.com/office/drawing/2016/5/14/chartex" xmlns:mc="http://schemas.openxmlformats.org/markup-compatibility/2006" xmlns:aink="http://schemas.microsoft.com/office/drawing/2016/ink" xmlns:am3d="http://schemas.microsoft.com/office/drawing/2017/model3d" xmlns:o="urn:schemas-microsoft-com:office:office" xmlns:r="http://schemas.openxmlformats.org/officeDocument/2006/relationships" xmlns:m="http://schemas.openxmlformats.org/officeDocument/2006/math" xmlns:v="urn:schemas-microsoft-com:vml" xmlns:wp14="http://schemas.microsoft.com/office/word/2010/wordprocessingDrawing" xmlns:wp="http://schemas.openxmlformats.org/drawingml/2006/wordprocessingDrawing" xmlns:w10="urn:schemas-microsoft-com:office:word" xmlns:w="http://schemas.openxmlformats.org/wordprocessingml/2006/main" xmlns:w14="http://schemas.microsoft.com/office/word/2010/wordml" xmlns:w15="http://schemas.microsoft.com/office/word/2012/wordml" xmlns:w16cid="http://schemas.microsoft.com/office/word/2016/wordml/cid" xmlns:w16se="http://schemas.microsoft.com/office/word/2015/wordml/symex" xmlns:wpg="http://schemas.microsoft.com/office/word/2010/wordprocessingGroup" xmlns:wpi="http://schemas.microsoft.com/office/word/2010/wordprocessingInk" xmlns:wne="http://schemas.microsoft.com/office/word/2006/wordml" xmlns:wps="http://schemas.microsoft.com/office/word/2010/wordprocessingShape" mc:Ignorable="w14 w15 w16se w16cid wp14">
+<w:ftr xmlns:wpc="http://schemas.microsoft.com/office/word/2010/wordprocessingCanvas" xmlns:cx="http://schemas.microsoft.com/office/drawing/2014/chartex" xmlns:cx1="http://schemas.microsoft.com/office/drawing/2015/9/8/chartex" xmlns:mc="http://schemas.openxmlformats.org/markup-compatibility/2006" xmlns:o="urn:schemas-microsoft-com:office:office" xmlns:r="http://schemas.openxmlformats.org/officeDocument/2006/relationships" xmlns:m="http://schemas.openxmlformats.org/officeDocument/2006/math" xmlns:v="urn:schemas-microsoft-com:vml" xmlns:wp14="http://schemas.microsoft.com/office/word/2010/wordprocessingDrawing" xmlns:wp="http://schemas.openxmlformats.org/drawingml/2006/wordprocessingDrawing" xmlns:w10="urn:schemas-microsoft-com:office:word" xmlns:w="http://schemas.openxmlformats.org/wordprocessingml/2006/main" xmlns:w14="http://schemas.microsoft.com/office/word/2010/wordml" xmlns:w15="http://schemas.microsoft.com/office/word/2012/wordml" xmlns:w16se="http://schemas.microsoft.com/office/word/2015/wordml/symex" xmlns:wpg="http://schemas.microsoft.com/office/word/2010/wordprocessingGroup" xmlns:wpi="http://schemas.microsoft.com/office/word/2010/wordprocessingInk" xmlns:wne="http://schemas.microsoft.com/office/word/2006/wordml" xmlns:wps="http://schemas.microsoft.com/office/word/2010/wordprocessingShape" mc:Ignorable="w14 w15 w16se wp14">
   <w:p>
     <w:pPr>
       <w:pStyle w:val="Footer"/>
@@ -4575,7 +3857,7 @@
 </file>
 
 <file path=word/footnotes.xml><?xml version="1.0" encoding="utf-8"?>
-<w:footnotes xmlns:wpc="http://schemas.microsoft.com/office/word/2010/wordprocessingCanvas" xmlns:cx="http://schemas.microsoft.com/office/drawing/2014/chartex" xmlns:cx1="http://schemas.microsoft.com/office/drawing/2015/9/8/chartex" xmlns:cx2="http://schemas.microsoft.com/office/drawing/2015/10/21/chartex" xmlns:cx3="http://schemas.microsoft.com/office/drawing/2016/5/9/chartex" xmlns:cx4="http://schemas.microsoft.com/office/drawing/2016/5/10/chartex" xmlns:cx5="http://schemas.microsoft.com/office/drawing/2016/5/11/chartex" xmlns:cx6="http://schemas.microsoft.com/office/drawing/2016/5/12/chartex" xmlns:cx7="http://schemas.microsoft.com/office/drawing/2016/5/13/chartex" xmlns:cx8="http://schemas.microsoft.com/office/drawing/2016/5/14/chartex" xmlns:mc="http://schemas.openxmlformats.org/markup-compatibility/2006" xmlns:aink="http://schemas.microsoft.com/office/drawing/2016/ink" xmlns:am3d="http://schemas.microsoft.com/office/drawing/2017/model3d" xmlns:o="urn:schemas-microsoft-com:office:office" xmlns:r="http://schemas.openxmlformats.org/officeDocument/2006/relationships" xmlns:m="http://schemas.openxmlformats.org/officeDocument/2006/math" xmlns:v="urn:schemas-microsoft-com:vml" xmlns:wp14="http://schemas.microsoft.com/office/word/2010/wordprocessingDrawing" xmlns:wp="http://schemas.openxmlformats.org/drawingml/2006/wordprocessingDrawing" xmlns:w10="urn:schemas-microsoft-com:office:word" xmlns:w="http://schemas.openxmlformats.org/wordprocessingml/2006/main" xmlns:w14="http://schemas.microsoft.com/office/word/2010/wordml" xmlns:w15="http://schemas.microsoft.com/office/word/2012/wordml" xmlns:w16cid="http://schemas.microsoft.com/office/word/2016/wordml/cid" xmlns:w16se="http://schemas.microsoft.com/office/word/2015/wordml/symex" xmlns:wpg="http://schemas.microsoft.com/office/word/2010/wordprocessingGroup" xmlns:wpi="http://schemas.microsoft.com/office/word/2010/wordprocessingInk" xmlns:wne="http://schemas.microsoft.com/office/word/2006/wordml" xmlns:wps="http://schemas.microsoft.com/office/word/2010/wordprocessingShape" mc:Ignorable="w14 w15 w16se w16cid wp14">
+<w:footnotes xmlns:wpc="http://schemas.microsoft.com/office/word/2010/wordprocessingCanvas" xmlns:cx="http://schemas.microsoft.com/office/drawing/2014/chartex" xmlns:cx1="http://schemas.microsoft.com/office/drawing/2015/9/8/chartex" xmlns:mc="http://schemas.openxmlformats.org/markup-compatibility/2006" xmlns:o="urn:schemas-microsoft-com:office:office" xmlns:r="http://schemas.openxmlformats.org/officeDocument/2006/relationships" xmlns:m="http://schemas.openxmlformats.org/officeDocument/2006/math" xmlns:v="urn:schemas-microsoft-com:vml" xmlns:wp14="http://schemas.microsoft.com/office/word/2010/wordprocessingDrawing" xmlns:wp="http://schemas.openxmlformats.org/drawingml/2006/wordprocessingDrawing" xmlns:w10="urn:schemas-microsoft-com:office:word" xmlns:w="http://schemas.openxmlformats.org/wordprocessingml/2006/main" xmlns:w14="http://schemas.microsoft.com/office/word/2010/wordml" xmlns:w15="http://schemas.microsoft.com/office/word/2012/wordml" xmlns:w16se="http://schemas.microsoft.com/office/word/2015/wordml/symex" xmlns:wpg="http://schemas.microsoft.com/office/word/2010/wordprocessingGroup" xmlns:wpi="http://schemas.microsoft.com/office/word/2010/wordprocessingInk" xmlns:wne="http://schemas.microsoft.com/office/word/2006/wordml" xmlns:wps="http://schemas.microsoft.com/office/word/2010/wordprocessingShape" mc:Ignorable="w14 w15 w16se wp14">
   <w:footnote w:type="separator" w:id="-1">
     <w:p>
       <w:r>
@@ -4594,7 +3876,7 @@
 </file>
 
 <file path=word/numbering.xml><?xml version="1.0" encoding="utf-8"?>
-<w:numbering xmlns:wpc="http://schemas.microsoft.com/office/word/2010/wordprocessingCanvas" xmlns:cx="http://schemas.microsoft.com/office/drawing/2014/chartex" xmlns:cx1="http://schemas.microsoft.com/office/drawing/2015/9/8/chartex" xmlns:cx2="http://schemas.microsoft.com/office/drawing/2015/10/21/chartex" xmlns:cx3="http://schemas.microsoft.com/office/drawing/2016/5/9/chartex" xmlns:cx4="http://schemas.microsoft.com/office/drawing/2016/5/10/chartex" xmlns:cx5="http://schemas.microsoft.com/office/drawing/2016/5/11/chartex" xmlns:cx6="http://schemas.microsoft.com/office/drawing/2016/5/12/chartex" xmlns:cx7="http://schemas.microsoft.com/office/drawing/2016/5/13/chartex" xmlns:cx8="http://schemas.microsoft.com/office/drawing/2016/5/14/chartex" xmlns:mc="http://schemas.openxmlformats.org/markup-compatibility/2006" xmlns:aink="http://schemas.microsoft.com/office/drawing/2016/ink" xmlns:am3d="http://schemas.microsoft.com/office/drawing/2017/model3d" xmlns:o="urn:schemas-microsoft-com:office:office" xmlns:r="http://schemas.openxmlformats.org/officeDocument/2006/relationships" xmlns:m="http://schemas.openxmlformats.org/officeDocument/2006/math" xmlns:v="urn:schemas-microsoft-com:vml" xmlns:wp14="http://schemas.microsoft.com/office/word/2010/wordprocessingDrawing" xmlns:wp="http://schemas.openxmlformats.org/drawingml/2006/wordprocessingDrawing" xmlns:w10="urn:schemas-microsoft-com:office:word" xmlns:w="http://schemas.openxmlformats.org/wordprocessingml/2006/main" xmlns:w14="http://schemas.microsoft.com/office/word/2010/wordml" xmlns:w15="http://schemas.microsoft.com/office/word/2012/wordml" xmlns:w16cid="http://schemas.microsoft.com/office/word/2016/wordml/cid" xmlns:w16se="http://schemas.microsoft.com/office/word/2015/wordml/symex" xmlns:wpg="http://schemas.microsoft.com/office/word/2010/wordprocessingGroup" xmlns:wpi="http://schemas.microsoft.com/office/word/2010/wordprocessingInk" xmlns:wne="http://schemas.microsoft.com/office/word/2006/wordml" xmlns:wps="http://schemas.microsoft.com/office/word/2010/wordprocessingShape" mc:Ignorable="w14 w15 w16se w16cid wp14">
+<w:numbering xmlns:wpc="http://schemas.microsoft.com/office/word/2010/wordprocessingCanvas" xmlns:cx="http://schemas.microsoft.com/office/drawing/2014/chartex" xmlns:cx1="http://schemas.microsoft.com/office/drawing/2015/9/8/chartex" xmlns:mc="http://schemas.openxmlformats.org/markup-compatibility/2006" xmlns:o="urn:schemas-microsoft-com:office:office" xmlns:r="http://schemas.openxmlformats.org/officeDocument/2006/relationships" xmlns:m="http://schemas.openxmlformats.org/officeDocument/2006/math" xmlns:v="urn:schemas-microsoft-com:vml" xmlns:wp14="http://schemas.microsoft.com/office/word/2010/wordprocessingDrawing" xmlns:wp="http://schemas.openxmlformats.org/drawingml/2006/wordprocessingDrawing" xmlns:w10="urn:schemas-microsoft-com:office:word" xmlns:w="http://schemas.openxmlformats.org/wordprocessingml/2006/main" xmlns:w14="http://schemas.microsoft.com/office/word/2010/wordml" xmlns:w15="http://schemas.microsoft.com/office/word/2012/wordml" xmlns:w16se="http://schemas.microsoft.com/office/word/2015/wordml/symex" xmlns:wpg="http://schemas.microsoft.com/office/word/2010/wordprocessingGroup" xmlns:wpi="http://schemas.microsoft.com/office/word/2010/wordprocessingInk" xmlns:wne="http://schemas.microsoft.com/office/word/2006/wordml" xmlns:wps="http://schemas.microsoft.com/office/word/2010/wordprocessingShape" mc:Ignorable="w14 w15 w16se wp14">
   <w:abstractNum w:abstractNumId="0" w15:restartNumberingAfterBreak="0">
     <w:nsid w:val="FFFFFFFB"/>
     <w:multiLevelType w:val="multilevel"/>
@@ -4658,42 +3940,6 @@
     </w:lvl>
   </w:abstractNum>
   <w:abstractNum w:abstractNumId="1" w15:restartNumberingAfterBreak="0">
-    <w:nsid w:val="00F157A1"/>
-    <w:multiLevelType w:val="singleLevel"/>
-    <w:tmpl w:val="5B4832E6"/>
-    <w:lvl w:ilvl="0">
-      <w:start w:val="1"/>
-      <w:numFmt w:val="none"/>
-      <w:lvlText w:val="o"/>
-      <w:legacy w:legacy="1" w:legacySpace="120" w:legacyIndent="360"/>
-      <w:lvlJc w:val="left"/>
-      <w:pPr>
-        <w:ind w:left="1800" w:hanging="360"/>
-      </w:pPr>
-      <w:rPr>
-        <w:rFonts w:ascii="Courier New" w:hAnsi="Courier New" w:cs="Courier New" w:hint="default"/>
-      </w:rPr>
-    </w:lvl>
-  </w:abstractNum>
-  <w:abstractNum w:abstractNumId="2" w15:restartNumberingAfterBreak="0">
-    <w:nsid w:val="01B52A73"/>
-    <w:multiLevelType w:val="singleLevel"/>
-    <w:tmpl w:val="DB8AF650"/>
-    <w:lvl w:ilvl="0">
-      <w:start w:val="1"/>
-      <w:numFmt w:val="none"/>
-      <w:lvlText w:val=""/>
-      <w:legacy w:legacy="1" w:legacySpace="120" w:legacyIndent="360"/>
-      <w:lvlJc w:val="left"/>
-      <w:pPr>
-        <w:ind w:left="1080" w:hanging="360"/>
-      </w:pPr>
-      <w:rPr>
-        <w:rFonts w:ascii="Wingdings" w:hAnsi="Wingdings" w:hint="default"/>
-      </w:rPr>
-    </w:lvl>
-  </w:abstractNum>
-  <w:abstractNum w:abstractNumId="3" w15:restartNumberingAfterBreak="0">
     <w:nsid w:val="025361A5"/>
     <w:multiLevelType w:val="hybridMultilevel"/>
     <w:tmpl w:val="1EAE51EE"/>
@@ -4806,43 +4052,7 @@
       </w:rPr>
     </w:lvl>
   </w:abstractNum>
-  <w:abstractNum w:abstractNumId="4" w15:restartNumberingAfterBreak="0">
-    <w:nsid w:val="03B610A0"/>
-    <w:multiLevelType w:val="singleLevel"/>
-    <w:tmpl w:val="DB8AF650"/>
-    <w:lvl w:ilvl="0">
-      <w:start w:val="1"/>
-      <w:numFmt w:val="none"/>
-      <w:lvlText w:val=""/>
-      <w:legacy w:legacy="1" w:legacySpace="120" w:legacyIndent="360"/>
-      <w:lvlJc w:val="left"/>
-      <w:pPr>
-        <w:ind w:left="1080" w:hanging="360"/>
-      </w:pPr>
-      <w:rPr>
-        <w:rFonts w:ascii="Wingdings" w:hAnsi="Wingdings" w:hint="default"/>
-      </w:rPr>
-    </w:lvl>
-  </w:abstractNum>
-  <w:abstractNum w:abstractNumId="5" w15:restartNumberingAfterBreak="0">
-    <w:nsid w:val="04975755"/>
-    <w:multiLevelType w:val="singleLevel"/>
-    <w:tmpl w:val="5B4832E6"/>
-    <w:lvl w:ilvl="0">
-      <w:start w:val="1"/>
-      <w:numFmt w:val="none"/>
-      <w:lvlText w:val="o"/>
-      <w:legacy w:legacy="1" w:legacySpace="120" w:legacyIndent="360"/>
-      <w:lvlJc w:val="left"/>
-      <w:pPr>
-        <w:ind w:left="1800" w:hanging="360"/>
-      </w:pPr>
-      <w:rPr>
-        <w:rFonts w:ascii="Courier New" w:hAnsi="Courier New" w:cs="Courier New" w:hint="default"/>
-      </w:rPr>
-    </w:lvl>
-  </w:abstractNum>
-  <w:abstractNum w:abstractNumId="6" w15:restartNumberingAfterBreak="0">
+  <w:abstractNum w:abstractNumId="2" w15:restartNumberingAfterBreak="0">
     <w:nsid w:val="051813FB"/>
     <w:multiLevelType w:val="singleLevel"/>
     <w:tmpl w:val="5B4832E6"/>
@@ -4860,359 +4070,7 @@
       </w:rPr>
     </w:lvl>
   </w:abstractNum>
-  <w:abstractNum w:abstractNumId="7" w15:restartNumberingAfterBreak="0">
-    <w:nsid w:val="07BA14B8"/>
-    <w:multiLevelType w:val="singleLevel"/>
-    <w:tmpl w:val="5B4832E6"/>
-    <w:lvl w:ilvl="0">
-      <w:start w:val="1"/>
-      <w:numFmt w:val="none"/>
-      <w:lvlText w:val="o"/>
-      <w:legacy w:legacy="1" w:legacySpace="120" w:legacyIndent="360"/>
-      <w:lvlJc w:val="left"/>
-      <w:pPr>
-        <w:ind w:left="1800" w:hanging="360"/>
-      </w:pPr>
-      <w:rPr>
-        <w:rFonts w:ascii="Courier New" w:hAnsi="Courier New" w:cs="Courier New" w:hint="default"/>
-      </w:rPr>
-    </w:lvl>
-  </w:abstractNum>
-  <w:abstractNum w:abstractNumId="8" w15:restartNumberingAfterBreak="0">
-    <w:nsid w:val="0B304FA5"/>
-    <w:multiLevelType w:val="singleLevel"/>
-    <w:tmpl w:val="DB8AF650"/>
-    <w:lvl w:ilvl="0">
-      <w:start w:val="1"/>
-      <w:numFmt w:val="none"/>
-      <w:lvlText w:val=""/>
-      <w:legacy w:legacy="1" w:legacySpace="120" w:legacyIndent="360"/>
-      <w:lvlJc w:val="left"/>
-      <w:pPr>
-        <w:ind w:left="1080" w:hanging="360"/>
-      </w:pPr>
-      <w:rPr>
-        <w:rFonts w:ascii="Wingdings" w:hAnsi="Wingdings" w:hint="default"/>
-      </w:rPr>
-    </w:lvl>
-  </w:abstractNum>
-  <w:abstractNum w:abstractNumId="9" w15:restartNumberingAfterBreak="0">
-    <w:nsid w:val="1259078B"/>
-    <w:multiLevelType w:val="hybridMultilevel"/>
-    <w:tmpl w:val="3E407564"/>
-    <w:lvl w:ilvl="0" w:tplc="04090001">
-      <w:start w:val="1"/>
-      <w:numFmt w:val="bullet"/>
-      <w:lvlText w:val=""/>
-      <w:lvlJc w:val="left"/>
-      <w:pPr>
-        <w:ind w:left="1440" w:hanging="360"/>
-      </w:pPr>
-      <w:rPr>
-        <w:rFonts w:ascii="Symbol" w:hAnsi="Symbol" w:hint="default"/>
-      </w:rPr>
-    </w:lvl>
-    <w:lvl w:ilvl="1" w:tplc="04090003" w:tentative="1">
-      <w:start w:val="1"/>
-      <w:numFmt w:val="bullet"/>
-      <w:lvlText w:val="o"/>
-      <w:lvlJc w:val="left"/>
-      <w:pPr>
-        <w:ind w:left="2160" w:hanging="360"/>
-      </w:pPr>
-      <w:rPr>
-        <w:rFonts w:ascii="Courier New" w:hAnsi="Courier New" w:cs="Courier New" w:hint="default"/>
-      </w:rPr>
-    </w:lvl>
-    <w:lvl w:ilvl="2" w:tplc="04090005" w:tentative="1">
-      <w:start w:val="1"/>
-      <w:numFmt w:val="bullet"/>
-      <w:lvlText w:val=""/>
-      <w:lvlJc w:val="left"/>
-      <w:pPr>
-        <w:ind w:left="2880" w:hanging="360"/>
-      </w:pPr>
-      <w:rPr>
-        <w:rFonts w:ascii="Wingdings" w:hAnsi="Wingdings" w:hint="default"/>
-      </w:rPr>
-    </w:lvl>
-    <w:lvl w:ilvl="3" w:tplc="04090001" w:tentative="1">
-      <w:start w:val="1"/>
-      <w:numFmt w:val="bullet"/>
-      <w:lvlText w:val=""/>
-      <w:lvlJc w:val="left"/>
-      <w:pPr>
-        <w:ind w:left="3600" w:hanging="360"/>
-      </w:pPr>
-      <w:rPr>
-        <w:rFonts w:ascii="Symbol" w:hAnsi="Symbol" w:hint="default"/>
-      </w:rPr>
-    </w:lvl>
-    <w:lvl w:ilvl="4" w:tplc="04090003" w:tentative="1">
-      <w:start w:val="1"/>
-      <w:numFmt w:val="bullet"/>
-      <w:lvlText w:val="o"/>
-      <w:lvlJc w:val="left"/>
-      <w:pPr>
-        <w:ind w:left="4320" w:hanging="360"/>
-      </w:pPr>
-      <w:rPr>
-        <w:rFonts w:ascii="Courier New" w:hAnsi="Courier New" w:cs="Courier New" w:hint="default"/>
-      </w:rPr>
-    </w:lvl>
-    <w:lvl w:ilvl="5" w:tplc="04090005" w:tentative="1">
-      <w:start w:val="1"/>
-      <w:numFmt w:val="bullet"/>
-      <w:lvlText w:val=""/>
-      <w:lvlJc w:val="left"/>
-      <w:pPr>
-        <w:ind w:left="5040" w:hanging="360"/>
-      </w:pPr>
-      <w:rPr>
-        <w:rFonts w:ascii="Wingdings" w:hAnsi="Wingdings" w:hint="default"/>
-      </w:rPr>
-    </w:lvl>
-    <w:lvl w:ilvl="6" w:tplc="04090001" w:tentative="1">
-      <w:start w:val="1"/>
-      <w:numFmt w:val="bullet"/>
-      <w:lvlText w:val=""/>
-      <w:lvlJc w:val="left"/>
-      <w:pPr>
-        <w:ind w:left="5760" w:hanging="360"/>
-      </w:pPr>
-      <w:rPr>
-        <w:rFonts w:ascii="Symbol" w:hAnsi="Symbol" w:hint="default"/>
-      </w:rPr>
-    </w:lvl>
-    <w:lvl w:ilvl="7" w:tplc="04090003" w:tentative="1">
-      <w:start w:val="1"/>
-      <w:numFmt w:val="bullet"/>
-      <w:lvlText w:val="o"/>
-      <w:lvlJc w:val="left"/>
-      <w:pPr>
-        <w:ind w:left="6480" w:hanging="360"/>
-      </w:pPr>
-      <w:rPr>
-        <w:rFonts w:ascii="Courier New" w:hAnsi="Courier New" w:cs="Courier New" w:hint="default"/>
-      </w:rPr>
-    </w:lvl>
-    <w:lvl w:ilvl="8" w:tplc="04090005" w:tentative="1">
-      <w:start w:val="1"/>
-      <w:numFmt w:val="bullet"/>
-      <w:lvlText w:val=""/>
-      <w:lvlJc w:val="left"/>
-      <w:pPr>
-        <w:ind w:left="7200" w:hanging="360"/>
-      </w:pPr>
-      <w:rPr>
-        <w:rFonts w:ascii="Wingdings" w:hAnsi="Wingdings" w:hint="default"/>
-      </w:rPr>
-    </w:lvl>
-  </w:abstractNum>
-  <w:abstractNum w:abstractNumId="10" w15:restartNumberingAfterBreak="0">
-    <w:nsid w:val="148D075A"/>
-    <w:multiLevelType w:val="singleLevel"/>
-    <w:tmpl w:val="DB8AF650"/>
-    <w:lvl w:ilvl="0">
-      <w:start w:val="1"/>
-      <w:numFmt w:val="none"/>
-      <w:lvlText w:val=""/>
-      <w:legacy w:legacy="1" w:legacySpace="120" w:legacyIndent="360"/>
-      <w:lvlJc w:val="left"/>
-      <w:pPr>
-        <w:ind w:left="1080" w:hanging="360"/>
-      </w:pPr>
-      <w:rPr>
-        <w:rFonts w:ascii="Wingdings" w:hAnsi="Wingdings" w:hint="default"/>
-      </w:rPr>
-    </w:lvl>
-  </w:abstractNum>
-  <w:abstractNum w:abstractNumId="11" w15:restartNumberingAfterBreak="0">
-    <w:nsid w:val="16E807AE"/>
-    <w:multiLevelType w:val="singleLevel"/>
-    <w:tmpl w:val="5B4832E6"/>
-    <w:lvl w:ilvl="0">
-      <w:start w:val="1"/>
-      <w:numFmt w:val="none"/>
-      <w:lvlText w:val="o"/>
-      <w:legacy w:legacy="1" w:legacySpace="120" w:legacyIndent="360"/>
-      <w:lvlJc w:val="left"/>
-      <w:pPr>
-        <w:ind w:left="1800" w:hanging="360"/>
-      </w:pPr>
-      <w:rPr>
-        <w:rFonts w:ascii="Courier New" w:hAnsi="Courier New" w:cs="Courier New" w:hint="default"/>
-      </w:rPr>
-    </w:lvl>
-  </w:abstractNum>
-  <w:abstractNum w:abstractNumId="12" w15:restartNumberingAfterBreak="0">
-    <w:nsid w:val="18C73AF1"/>
-    <w:multiLevelType w:val="singleLevel"/>
-    <w:tmpl w:val="5B4832E6"/>
-    <w:lvl w:ilvl="0">
-      <w:start w:val="1"/>
-      <w:numFmt w:val="none"/>
-      <w:lvlText w:val="o"/>
-      <w:legacy w:legacy="1" w:legacySpace="120" w:legacyIndent="360"/>
-      <w:lvlJc w:val="left"/>
-      <w:pPr>
-        <w:ind w:left="1800" w:hanging="360"/>
-      </w:pPr>
-      <w:rPr>
-        <w:rFonts w:ascii="Courier New" w:hAnsi="Courier New" w:cs="Courier New" w:hint="default"/>
-      </w:rPr>
-    </w:lvl>
-  </w:abstractNum>
-  <w:abstractNum w:abstractNumId="13" w15:restartNumberingAfterBreak="0">
-    <w:nsid w:val="18CA35D8"/>
-    <w:multiLevelType w:val="singleLevel"/>
-    <w:tmpl w:val="DB8AF650"/>
-    <w:lvl w:ilvl="0">
-      <w:start w:val="1"/>
-      <w:numFmt w:val="none"/>
-      <w:lvlText w:val=""/>
-      <w:legacy w:legacy="1" w:legacySpace="120" w:legacyIndent="360"/>
-      <w:lvlJc w:val="left"/>
-      <w:pPr>
-        <w:ind w:left="1080" w:hanging="360"/>
-      </w:pPr>
-      <w:rPr>
-        <w:rFonts w:ascii="Wingdings" w:hAnsi="Wingdings" w:hint="default"/>
-      </w:rPr>
-    </w:lvl>
-  </w:abstractNum>
-  <w:abstractNum w:abstractNumId="14" w15:restartNumberingAfterBreak="0">
-    <w:nsid w:val="19BD308F"/>
-    <w:multiLevelType w:val="hybridMultilevel"/>
-    <w:tmpl w:val="269A2548"/>
-    <w:lvl w:ilvl="0" w:tplc="10090001">
-      <w:start w:val="1"/>
-      <w:numFmt w:val="bullet"/>
-      <w:lvlText w:val=""/>
-      <w:lvlJc w:val="left"/>
-      <w:pPr>
-        <w:ind w:left="1080" w:hanging="360"/>
-      </w:pPr>
-      <w:rPr>
-        <w:rFonts w:ascii="Symbol" w:hAnsi="Symbol" w:hint="default"/>
-      </w:rPr>
-    </w:lvl>
-    <w:lvl w:ilvl="1" w:tplc="10090003" w:tentative="1">
-      <w:start w:val="1"/>
-      <w:numFmt w:val="bullet"/>
-      <w:lvlText w:val="o"/>
-      <w:lvlJc w:val="left"/>
-      <w:pPr>
-        <w:ind w:left="1800" w:hanging="360"/>
-      </w:pPr>
-      <w:rPr>
-        <w:rFonts w:ascii="Courier New" w:hAnsi="Courier New" w:cs="Courier New" w:hint="default"/>
-      </w:rPr>
-    </w:lvl>
-    <w:lvl w:ilvl="2" w:tplc="10090005" w:tentative="1">
-      <w:start w:val="1"/>
-      <w:numFmt w:val="bullet"/>
-      <w:lvlText w:val=""/>
-      <w:lvlJc w:val="left"/>
-      <w:pPr>
-        <w:ind w:left="2520" w:hanging="360"/>
-      </w:pPr>
-      <w:rPr>
-        <w:rFonts w:ascii="Wingdings" w:hAnsi="Wingdings" w:hint="default"/>
-      </w:rPr>
-    </w:lvl>
-    <w:lvl w:ilvl="3" w:tplc="10090001" w:tentative="1">
-      <w:start w:val="1"/>
-      <w:numFmt w:val="bullet"/>
-      <w:lvlText w:val=""/>
-      <w:lvlJc w:val="left"/>
-      <w:pPr>
-        <w:ind w:left="3240" w:hanging="360"/>
-      </w:pPr>
-      <w:rPr>
-        <w:rFonts w:ascii="Symbol" w:hAnsi="Symbol" w:hint="default"/>
-      </w:rPr>
-    </w:lvl>
-    <w:lvl w:ilvl="4" w:tplc="10090003" w:tentative="1">
-      <w:start w:val="1"/>
-      <w:numFmt w:val="bullet"/>
-      <w:lvlText w:val="o"/>
-      <w:lvlJc w:val="left"/>
-      <w:pPr>
-        <w:ind w:left="3960" w:hanging="360"/>
-      </w:pPr>
-      <w:rPr>
-        <w:rFonts w:ascii="Courier New" w:hAnsi="Courier New" w:cs="Courier New" w:hint="default"/>
-      </w:rPr>
-    </w:lvl>
-    <w:lvl w:ilvl="5" w:tplc="10090005" w:tentative="1">
-      <w:start w:val="1"/>
-      <w:numFmt w:val="bullet"/>
-      <w:lvlText w:val=""/>
-      <w:lvlJc w:val="left"/>
-      <w:pPr>
-        <w:ind w:left="4680" w:hanging="360"/>
-      </w:pPr>
-      <w:rPr>
-        <w:rFonts w:ascii="Wingdings" w:hAnsi="Wingdings" w:hint="default"/>
-      </w:rPr>
-    </w:lvl>
-    <w:lvl w:ilvl="6" w:tplc="10090001" w:tentative="1">
-      <w:start w:val="1"/>
-      <w:numFmt w:val="bullet"/>
-      <w:lvlText w:val=""/>
-      <w:lvlJc w:val="left"/>
-      <w:pPr>
-        <w:ind w:left="5400" w:hanging="360"/>
-      </w:pPr>
-      <w:rPr>
-        <w:rFonts w:ascii="Symbol" w:hAnsi="Symbol" w:hint="default"/>
-      </w:rPr>
-    </w:lvl>
-    <w:lvl w:ilvl="7" w:tplc="10090003" w:tentative="1">
-      <w:start w:val="1"/>
-      <w:numFmt w:val="bullet"/>
-      <w:lvlText w:val="o"/>
-      <w:lvlJc w:val="left"/>
-      <w:pPr>
-        <w:ind w:left="6120" w:hanging="360"/>
-      </w:pPr>
-      <w:rPr>
-        <w:rFonts w:ascii="Courier New" w:hAnsi="Courier New" w:cs="Courier New" w:hint="default"/>
-      </w:rPr>
-    </w:lvl>
-    <w:lvl w:ilvl="8" w:tplc="10090005" w:tentative="1">
-      <w:start w:val="1"/>
-      <w:numFmt w:val="bullet"/>
-      <w:lvlText w:val=""/>
-      <w:lvlJc w:val="left"/>
-      <w:pPr>
-        <w:ind w:left="6840" w:hanging="360"/>
-      </w:pPr>
-      <w:rPr>
-        <w:rFonts w:ascii="Wingdings" w:hAnsi="Wingdings" w:hint="default"/>
-      </w:rPr>
-    </w:lvl>
-  </w:abstractNum>
-  <w:abstractNum w:abstractNumId="15" w15:restartNumberingAfterBreak="0">
-    <w:nsid w:val="1AB12BA0"/>
-    <w:multiLevelType w:val="singleLevel"/>
-    <w:tmpl w:val="5B4832E6"/>
-    <w:lvl w:ilvl="0">
-      <w:start w:val="1"/>
-      <w:numFmt w:val="none"/>
-      <w:lvlText w:val="o"/>
-      <w:legacy w:legacy="1" w:legacySpace="120" w:legacyIndent="360"/>
-      <w:lvlJc w:val="left"/>
-      <w:pPr>
-        <w:ind w:left="1800" w:hanging="360"/>
-      </w:pPr>
-      <w:rPr>
-        <w:rFonts w:ascii="Courier New" w:hAnsi="Courier New" w:cs="Courier New" w:hint="default"/>
-      </w:rPr>
-    </w:lvl>
-  </w:abstractNum>
-  <w:abstractNum w:abstractNumId="16" w15:restartNumberingAfterBreak="0">
+  <w:abstractNum w:abstractNumId="3" w15:restartNumberingAfterBreak="0">
     <w:nsid w:val="1C3D7ED2"/>
     <w:multiLevelType w:val="singleLevel"/>
     <w:tmpl w:val="5B4832E6"/>
@@ -5230,7 +4088,7 @@
       </w:rPr>
     </w:lvl>
   </w:abstractNum>
-  <w:abstractNum w:abstractNumId="17" w15:restartNumberingAfterBreak="0">
+  <w:abstractNum w:abstractNumId="4" w15:restartNumberingAfterBreak="0">
     <w:nsid w:val="1CBA4892"/>
     <w:multiLevelType w:val="singleLevel"/>
     <w:tmpl w:val="DB8AF650"/>
@@ -5248,61 +4106,7 @@
       </w:rPr>
     </w:lvl>
   </w:abstractNum>
-  <w:abstractNum w:abstractNumId="18" w15:restartNumberingAfterBreak="0">
-    <w:nsid w:val="1F75146E"/>
-    <w:multiLevelType w:val="singleLevel"/>
-    <w:tmpl w:val="DB8AF650"/>
-    <w:lvl w:ilvl="0">
-      <w:start w:val="1"/>
-      <w:numFmt w:val="none"/>
-      <w:lvlText w:val=""/>
-      <w:legacy w:legacy="1" w:legacySpace="120" w:legacyIndent="360"/>
-      <w:lvlJc w:val="left"/>
-      <w:pPr>
-        <w:ind w:left="1080" w:hanging="360"/>
-      </w:pPr>
-      <w:rPr>
-        <w:rFonts w:ascii="Wingdings" w:hAnsi="Wingdings" w:hint="default"/>
-      </w:rPr>
-    </w:lvl>
-  </w:abstractNum>
-  <w:abstractNum w:abstractNumId="19" w15:restartNumberingAfterBreak="0">
-    <w:nsid w:val="22D151B6"/>
-    <w:multiLevelType w:val="singleLevel"/>
-    <w:tmpl w:val="5B4832E6"/>
-    <w:lvl w:ilvl="0">
-      <w:start w:val="1"/>
-      <w:numFmt w:val="none"/>
-      <w:lvlText w:val="o"/>
-      <w:legacy w:legacy="1" w:legacySpace="120" w:legacyIndent="360"/>
-      <w:lvlJc w:val="left"/>
-      <w:pPr>
-        <w:ind w:left="1800" w:hanging="360"/>
-      </w:pPr>
-      <w:rPr>
-        <w:rFonts w:ascii="Courier New" w:hAnsi="Courier New" w:cs="Courier New" w:hint="default"/>
-      </w:rPr>
-    </w:lvl>
-  </w:abstractNum>
-  <w:abstractNum w:abstractNumId="20" w15:restartNumberingAfterBreak="0">
-    <w:nsid w:val="26A70176"/>
-    <w:multiLevelType w:val="singleLevel"/>
-    <w:tmpl w:val="5B4832E6"/>
-    <w:lvl w:ilvl="0">
-      <w:start w:val="1"/>
-      <w:numFmt w:val="none"/>
-      <w:lvlText w:val="o"/>
-      <w:legacy w:legacy="1" w:legacySpace="120" w:legacyIndent="360"/>
-      <w:lvlJc w:val="left"/>
-      <w:pPr>
-        <w:ind w:left="1800" w:hanging="360"/>
-      </w:pPr>
-      <w:rPr>
-        <w:rFonts w:ascii="Courier New" w:hAnsi="Courier New" w:cs="Courier New" w:hint="default"/>
-      </w:rPr>
-    </w:lvl>
-  </w:abstractNum>
-  <w:abstractNum w:abstractNumId="21" w15:restartNumberingAfterBreak="0">
+  <w:abstractNum w:abstractNumId="5" w15:restartNumberingAfterBreak="0">
     <w:nsid w:val="27081B83"/>
     <w:multiLevelType w:val="multilevel"/>
     <w:tmpl w:val="DB8AF650"/>
@@ -5424,61 +4228,7 @@
       </w:rPr>
     </w:lvl>
   </w:abstractNum>
-  <w:abstractNum w:abstractNumId="22" w15:restartNumberingAfterBreak="0">
-    <w:nsid w:val="2A146E72"/>
-    <w:multiLevelType w:val="singleLevel"/>
-    <w:tmpl w:val="5B4832E6"/>
-    <w:lvl w:ilvl="0">
-      <w:start w:val="1"/>
-      <w:numFmt w:val="none"/>
-      <w:lvlText w:val="o"/>
-      <w:legacy w:legacy="1" w:legacySpace="120" w:legacyIndent="360"/>
-      <w:lvlJc w:val="left"/>
-      <w:pPr>
-        <w:ind w:left="1800" w:hanging="360"/>
-      </w:pPr>
-      <w:rPr>
-        <w:rFonts w:ascii="Courier New" w:hAnsi="Courier New" w:cs="Courier New" w:hint="default"/>
-      </w:rPr>
-    </w:lvl>
-  </w:abstractNum>
-  <w:abstractNum w:abstractNumId="23" w15:restartNumberingAfterBreak="0">
-    <w:nsid w:val="2C486FA9"/>
-    <w:multiLevelType w:val="singleLevel"/>
-    <w:tmpl w:val="5B4832E6"/>
-    <w:lvl w:ilvl="0">
-      <w:start w:val="1"/>
-      <w:numFmt w:val="none"/>
-      <w:lvlText w:val="o"/>
-      <w:legacy w:legacy="1" w:legacySpace="120" w:legacyIndent="360"/>
-      <w:lvlJc w:val="left"/>
-      <w:pPr>
-        <w:ind w:left="1800" w:hanging="360"/>
-      </w:pPr>
-      <w:rPr>
-        <w:rFonts w:ascii="Courier New" w:hAnsi="Courier New" w:cs="Courier New" w:hint="default"/>
-      </w:rPr>
-    </w:lvl>
-  </w:abstractNum>
-  <w:abstractNum w:abstractNumId="24" w15:restartNumberingAfterBreak="0">
-    <w:nsid w:val="2E006DEC"/>
-    <w:multiLevelType w:val="singleLevel"/>
-    <w:tmpl w:val="5B4832E6"/>
-    <w:lvl w:ilvl="0">
-      <w:start w:val="1"/>
-      <w:numFmt w:val="none"/>
-      <w:lvlText w:val="o"/>
-      <w:legacy w:legacy="1" w:legacySpace="120" w:legacyIndent="360"/>
-      <w:lvlJc w:val="left"/>
-      <w:pPr>
-        <w:ind w:left="1800" w:hanging="360"/>
-      </w:pPr>
-      <w:rPr>
-        <w:rFonts w:ascii="Courier New" w:hAnsi="Courier New" w:cs="Courier New" w:hint="default"/>
-      </w:rPr>
-    </w:lvl>
-  </w:abstractNum>
-  <w:abstractNum w:abstractNumId="25" w15:restartNumberingAfterBreak="0">
+  <w:abstractNum w:abstractNumId="6" w15:restartNumberingAfterBreak="0">
     <w:nsid w:val="31386FD9"/>
     <w:multiLevelType w:val="multilevel"/>
     <w:tmpl w:val="DB8AF650"/>
@@ -5600,43 +4350,7 @@
       </w:rPr>
     </w:lvl>
   </w:abstractNum>
-  <w:abstractNum w:abstractNumId="26" w15:restartNumberingAfterBreak="0">
-    <w:nsid w:val="35B9472D"/>
-    <w:multiLevelType w:val="singleLevel"/>
-    <w:tmpl w:val="DB8AF650"/>
-    <w:lvl w:ilvl="0">
-      <w:start w:val="1"/>
-      <w:numFmt w:val="none"/>
-      <w:lvlText w:val=""/>
-      <w:legacy w:legacy="1" w:legacySpace="120" w:legacyIndent="360"/>
-      <w:lvlJc w:val="left"/>
-      <w:pPr>
-        <w:ind w:left="1080" w:hanging="360"/>
-      </w:pPr>
-      <w:rPr>
-        <w:rFonts w:ascii="Wingdings" w:hAnsi="Wingdings" w:hint="default"/>
-      </w:rPr>
-    </w:lvl>
-  </w:abstractNum>
-  <w:abstractNum w:abstractNumId="27" w15:restartNumberingAfterBreak="0">
-    <w:nsid w:val="396C202A"/>
-    <w:multiLevelType w:val="singleLevel"/>
-    <w:tmpl w:val="5B4832E6"/>
-    <w:lvl w:ilvl="0">
-      <w:start w:val="1"/>
-      <w:numFmt w:val="none"/>
-      <w:lvlText w:val="o"/>
-      <w:legacy w:legacy="1" w:legacySpace="120" w:legacyIndent="360"/>
-      <w:lvlJc w:val="left"/>
-      <w:pPr>
-        <w:ind w:left="1800" w:hanging="360"/>
-      </w:pPr>
-      <w:rPr>
-        <w:rFonts w:ascii="Courier New" w:hAnsi="Courier New" w:cs="Courier New" w:hint="default"/>
-      </w:rPr>
-    </w:lvl>
-  </w:abstractNum>
-  <w:abstractNum w:abstractNumId="28" w15:restartNumberingAfterBreak="0">
+  <w:abstractNum w:abstractNumId="7" w15:restartNumberingAfterBreak="0">
     <w:nsid w:val="3A41017C"/>
     <w:multiLevelType w:val="singleLevel"/>
     <w:tmpl w:val="5B4832E6"/>
@@ -5654,43 +4368,7 @@
       </w:rPr>
     </w:lvl>
   </w:abstractNum>
-  <w:abstractNum w:abstractNumId="29" w15:restartNumberingAfterBreak="0">
-    <w:nsid w:val="3ECD75E0"/>
-    <w:multiLevelType w:val="singleLevel"/>
-    <w:tmpl w:val="DB8AF650"/>
-    <w:lvl w:ilvl="0">
-      <w:start w:val="1"/>
-      <w:numFmt w:val="none"/>
-      <w:lvlText w:val=""/>
-      <w:legacy w:legacy="1" w:legacySpace="120" w:legacyIndent="360"/>
-      <w:lvlJc w:val="left"/>
-      <w:pPr>
-        <w:ind w:left="1080" w:hanging="360"/>
-      </w:pPr>
-      <w:rPr>
-        <w:rFonts w:ascii="Wingdings" w:hAnsi="Wingdings" w:hint="default"/>
-      </w:rPr>
-    </w:lvl>
-  </w:abstractNum>
-  <w:abstractNum w:abstractNumId="30" w15:restartNumberingAfterBreak="0">
-    <w:nsid w:val="3F235ED0"/>
-    <w:multiLevelType w:val="singleLevel"/>
-    <w:tmpl w:val="5B4832E6"/>
-    <w:lvl w:ilvl="0">
-      <w:start w:val="1"/>
-      <w:numFmt w:val="none"/>
-      <w:lvlText w:val="o"/>
-      <w:legacy w:legacy="1" w:legacySpace="120" w:legacyIndent="360"/>
-      <w:lvlJc w:val="left"/>
-      <w:pPr>
-        <w:ind w:left="1800" w:hanging="360"/>
-      </w:pPr>
-      <w:rPr>
-        <w:rFonts w:ascii="Courier New" w:hAnsi="Courier New" w:cs="Courier New" w:hint="default"/>
-      </w:rPr>
-    </w:lvl>
-  </w:abstractNum>
-  <w:abstractNum w:abstractNumId="31" w15:restartNumberingAfterBreak="0">
+  <w:abstractNum w:abstractNumId="8" w15:restartNumberingAfterBreak="0">
     <w:nsid w:val="3F6307BD"/>
     <w:multiLevelType w:val="singleLevel"/>
     <w:tmpl w:val="5B4832E6"/>
@@ -5708,138 +4386,7 @@
       </w:rPr>
     </w:lvl>
   </w:abstractNum>
-  <w:abstractNum w:abstractNumId="32" w15:restartNumberingAfterBreak="0">
-    <w:nsid w:val="3FA96784"/>
-    <w:multiLevelType w:val="singleLevel"/>
-    <w:tmpl w:val="5B4832E6"/>
-    <w:lvl w:ilvl="0">
-      <w:start w:val="1"/>
-      <w:numFmt w:val="none"/>
-      <w:lvlText w:val="o"/>
-      <w:legacy w:legacy="1" w:legacySpace="120" w:legacyIndent="360"/>
-      <w:lvlJc w:val="left"/>
-      <w:pPr>
-        <w:ind w:left="1800" w:hanging="360"/>
-      </w:pPr>
-      <w:rPr>
-        <w:rFonts w:ascii="Courier New" w:hAnsi="Courier New" w:cs="Courier New" w:hint="default"/>
-      </w:rPr>
-    </w:lvl>
-  </w:abstractNum>
-  <w:abstractNum w:abstractNumId="33" w15:restartNumberingAfterBreak="0">
-    <w:nsid w:val="40873364"/>
-    <w:multiLevelType w:val="hybridMultilevel"/>
-    <w:tmpl w:val="96887F40"/>
-    <w:lvl w:ilvl="0" w:tplc="04090001">
-      <w:start w:val="1"/>
-      <w:numFmt w:val="bullet"/>
-      <w:lvlText w:val=""/>
-      <w:lvlJc w:val="left"/>
-      <w:pPr>
-        <w:ind w:left="720" w:hanging="360"/>
-      </w:pPr>
-      <w:rPr>
-        <w:rFonts w:ascii="Symbol" w:hAnsi="Symbol" w:hint="default"/>
-      </w:rPr>
-    </w:lvl>
-    <w:lvl w:ilvl="1" w:tplc="04090003" w:tentative="1">
-      <w:start w:val="1"/>
-      <w:numFmt w:val="bullet"/>
-      <w:lvlText w:val="o"/>
-      <w:lvlJc w:val="left"/>
-      <w:pPr>
-        <w:ind w:left="1440" w:hanging="360"/>
-      </w:pPr>
-      <w:rPr>
-        <w:rFonts w:ascii="Courier New" w:hAnsi="Courier New" w:cs="Courier New" w:hint="default"/>
-      </w:rPr>
-    </w:lvl>
-    <w:lvl w:ilvl="2" w:tplc="04090005" w:tentative="1">
-      <w:start w:val="1"/>
-      <w:numFmt w:val="bullet"/>
-      <w:lvlText w:val=""/>
-      <w:lvlJc w:val="left"/>
-      <w:pPr>
-        <w:ind w:left="2160" w:hanging="360"/>
-      </w:pPr>
-      <w:rPr>
-        <w:rFonts w:ascii="Wingdings" w:hAnsi="Wingdings" w:hint="default"/>
-      </w:rPr>
-    </w:lvl>
-    <w:lvl w:ilvl="3" w:tplc="04090001" w:tentative="1">
-      <w:start w:val="1"/>
-      <w:numFmt w:val="bullet"/>
-      <w:lvlText w:val=""/>
-      <w:lvlJc w:val="left"/>
-      <w:pPr>
-        <w:ind w:left="2880" w:hanging="360"/>
-      </w:pPr>
-      <w:rPr>
-        <w:rFonts w:ascii="Symbol" w:hAnsi="Symbol" w:hint="default"/>
-      </w:rPr>
-    </w:lvl>
-    <w:lvl w:ilvl="4" w:tplc="04090003" w:tentative="1">
-      <w:start w:val="1"/>
-      <w:numFmt w:val="bullet"/>
-      <w:lvlText w:val="o"/>
-      <w:lvlJc w:val="left"/>
-      <w:pPr>
-        <w:ind w:left="3600" w:hanging="360"/>
-      </w:pPr>
-      <w:rPr>
-        <w:rFonts w:ascii="Courier New" w:hAnsi="Courier New" w:cs="Courier New" w:hint="default"/>
-      </w:rPr>
-    </w:lvl>
-    <w:lvl w:ilvl="5" w:tplc="04090005" w:tentative="1">
-      <w:start w:val="1"/>
-      <w:numFmt w:val="bullet"/>
-      <w:lvlText w:val=""/>
-      <w:lvlJc w:val="left"/>
-      <w:pPr>
-        <w:ind w:left="4320" w:hanging="360"/>
-      </w:pPr>
-      <w:rPr>
-        <w:rFonts w:ascii="Wingdings" w:hAnsi="Wingdings" w:hint="default"/>
-      </w:rPr>
-    </w:lvl>
-    <w:lvl w:ilvl="6" w:tplc="04090001" w:tentative="1">
-      <w:start w:val="1"/>
-      <w:numFmt w:val="bullet"/>
-      <w:lvlText w:val=""/>
-      <w:lvlJc w:val="left"/>
-      <w:pPr>
-        <w:ind w:left="5040" w:hanging="360"/>
-      </w:pPr>
-      <w:rPr>
-        <w:rFonts w:ascii="Symbol" w:hAnsi="Symbol" w:hint="default"/>
-      </w:rPr>
-    </w:lvl>
-    <w:lvl w:ilvl="7" w:tplc="04090003" w:tentative="1">
-      <w:start w:val="1"/>
-      <w:numFmt w:val="bullet"/>
-      <w:lvlText w:val="o"/>
-      <w:lvlJc w:val="left"/>
-      <w:pPr>
-        <w:ind w:left="5760" w:hanging="360"/>
-      </w:pPr>
-      <w:rPr>
-        <w:rFonts w:ascii="Courier New" w:hAnsi="Courier New" w:cs="Courier New" w:hint="default"/>
-      </w:rPr>
-    </w:lvl>
-    <w:lvl w:ilvl="8" w:tplc="04090005" w:tentative="1">
-      <w:start w:val="1"/>
-      <w:numFmt w:val="bullet"/>
-      <w:lvlText w:val=""/>
-      <w:lvlJc w:val="left"/>
-      <w:pPr>
-        <w:ind w:left="6480" w:hanging="360"/>
-      </w:pPr>
-      <w:rPr>
-        <w:rFonts w:ascii="Wingdings" w:hAnsi="Wingdings" w:hint="default"/>
-      </w:rPr>
-    </w:lvl>
-  </w:abstractNum>
-  <w:abstractNum w:abstractNumId="34" w15:restartNumberingAfterBreak="0">
+  <w:abstractNum w:abstractNumId="9" w15:restartNumberingAfterBreak="0">
     <w:nsid w:val="410C3055"/>
     <w:multiLevelType w:val="singleLevel"/>
     <w:tmpl w:val="DB8AF650"/>
@@ -5857,7 +4404,7 @@
       </w:rPr>
     </w:lvl>
   </w:abstractNum>
-  <w:abstractNum w:abstractNumId="35" w15:restartNumberingAfterBreak="0">
+  <w:abstractNum w:abstractNumId="10" w15:restartNumberingAfterBreak="0">
     <w:nsid w:val="42004CFE"/>
     <w:multiLevelType w:val="multilevel"/>
     <w:tmpl w:val="DB8AF650"/>
@@ -5979,61 +4526,7 @@
       </w:rPr>
     </w:lvl>
   </w:abstractNum>
-  <w:abstractNum w:abstractNumId="36" w15:restartNumberingAfterBreak="0">
-    <w:nsid w:val="426307CE"/>
-    <w:multiLevelType w:val="singleLevel"/>
-    <w:tmpl w:val="5B4832E6"/>
-    <w:lvl w:ilvl="0">
-      <w:start w:val="1"/>
-      <w:numFmt w:val="none"/>
-      <w:lvlText w:val="o"/>
-      <w:legacy w:legacy="1" w:legacySpace="120" w:legacyIndent="360"/>
-      <w:lvlJc w:val="left"/>
-      <w:pPr>
-        <w:ind w:left="1800" w:hanging="360"/>
-      </w:pPr>
-      <w:rPr>
-        <w:rFonts w:ascii="Courier New" w:hAnsi="Courier New" w:cs="Courier New" w:hint="default"/>
-      </w:rPr>
-    </w:lvl>
-  </w:abstractNum>
-  <w:abstractNum w:abstractNumId="37" w15:restartNumberingAfterBreak="0">
-    <w:nsid w:val="429109EB"/>
-    <w:multiLevelType w:val="singleLevel"/>
-    <w:tmpl w:val="5B4832E6"/>
-    <w:lvl w:ilvl="0">
-      <w:start w:val="1"/>
-      <w:numFmt w:val="none"/>
-      <w:lvlText w:val="o"/>
-      <w:legacy w:legacy="1" w:legacySpace="120" w:legacyIndent="360"/>
-      <w:lvlJc w:val="left"/>
-      <w:pPr>
-        <w:ind w:left="1800" w:hanging="360"/>
-      </w:pPr>
-      <w:rPr>
-        <w:rFonts w:ascii="Courier New" w:hAnsi="Courier New" w:cs="Courier New" w:hint="default"/>
-      </w:rPr>
-    </w:lvl>
-  </w:abstractNum>
-  <w:abstractNum w:abstractNumId="38" w15:restartNumberingAfterBreak="0">
-    <w:nsid w:val="4B431F6D"/>
-    <w:multiLevelType w:val="singleLevel"/>
-    <w:tmpl w:val="5B4832E6"/>
-    <w:lvl w:ilvl="0">
-      <w:start w:val="1"/>
-      <w:numFmt w:val="none"/>
-      <w:lvlText w:val="o"/>
-      <w:legacy w:legacy="1" w:legacySpace="120" w:legacyIndent="360"/>
-      <w:lvlJc w:val="left"/>
-      <w:pPr>
-        <w:ind w:left="1800" w:hanging="360"/>
-      </w:pPr>
-      <w:rPr>
-        <w:rFonts w:ascii="Courier New" w:hAnsi="Courier New" w:cs="Courier New" w:hint="default"/>
-      </w:rPr>
-    </w:lvl>
-  </w:abstractNum>
-  <w:abstractNum w:abstractNumId="39" w15:restartNumberingAfterBreak="0">
+  <w:abstractNum w:abstractNumId="11" w15:restartNumberingAfterBreak="0">
     <w:nsid w:val="4B60651A"/>
     <w:multiLevelType w:val="hybridMultilevel"/>
     <w:tmpl w:val="D37E26A2"/>
@@ -6146,174 +4639,7 @@
       </w:rPr>
     </w:lvl>
   </w:abstractNum>
-  <w:abstractNum w:abstractNumId="40" w15:restartNumberingAfterBreak="0">
-    <w:nsid w:val="4B9B4C99"/>
-    <w:multiLevelType w:val="singleLevel"/>
-    <w:tmpl w:val="DB8AF650"/>
-    <w:lvl w:ilvl="0">
-      <w:start w:val="1"/>
-      <w:numFmt w:val="none"/>
-      <w:lvlText w:val=""/>
-      <w:legacy w:legacy="1" w:legacySpace="120" w:legacyIndent="360"/>
-      <w:lvlJc w:val="left"/>
-      <w:pPr>
-        <w:ind w:left="1080" w:hanging="360"/>
-      </w:pPr>
-      <w:rPr>
-        <w:rFonts w:ascii="Wingdings" w:hAnsi="Wingdings" w:hint="default"/>
-      </w:rPr>
-    </w:lvl>
-  </w:abstractNum>
-  <w:abstractNum w:abstractNumId="41" w15:restartNumberingAfterBreak="0">
-    <w:nsid w:val="4C3B4AED"/>
-    <w:multiLevelType w:val="singleLevel"/>
-    <w:tmpl w:val="DB8AF650"/>
-    <w:lvl w:ilvl="0">
-      <w:start w:val="1"/>
-      <w:numFmt w:val="none"/>
-      <w:lvlText w:val=""/>
-      <w:legacy w:legacy="1" w:legacySpace="120" w:legacyIndent="360"/>
-      <w:lvlJc w:val="left"/>
-      <w:pPr>
-        <w:ind w:left="1080" w:hanging="360"/>
-      </w:pPr>
-      <w:rPr>
-        <w:rFonts w:ascii="Wingdings" w:hAnsi="Wingdings" w:hint="default"/>
-      </w:rPr>
-    </w:lvl>
-  </w:abstractNum>
-  <w:abstractNum w:abstractNumId="42" w15:restartNumberingAfterBreak="0">
-    <w:nsid w:val="4E3F13F6"/>
-    <w:multiLevelType w:val="hybridMultilevel"/>
-    <w:tmpl w:val="9D987466"/>
-    <w:lvl w:ilvl="0" w:tplc="1009000B">
-      <w:start w:val="1"/>
-      <w:numFmt w:val="bullet"/>
-      <w:lvlText w:val=""/>
-      <w:lvlJc w:val="left"/>
-      <w:pPr>
-        <w:ind w:left="1080" w:hanging="360"/>
-      </w:pPr>
-      <w:rPr>
-        <w:rFonts w:ascii="Wingdings" w:hAnsi="Wingdings" w:hint="default"/>
-      </w:rPr>
-    </w:lvl>
-    <w:lvl w:ilvl="1" w:tplc="10090003" w:tentative="1">
-      <w:start w:val="1"/>
-      <w:numFmt w:val="bullet"/>
-      <w:lvlText w:val="o"/>
-      <w:lvlJc w:val="left"/>
-      <w:pPr>
-        <w:ind w:left="1800" w:hanging="360"/>
-      </w:pPr>
-      <w:rPr>
-        <w:rFonts w:ascii="Courier New" w:hAnsi="Courier New" w:cs="Courier New" w:hint="default"/>
-      </w:rPr>
-    </w:lvl>
-    <w:lvl w:ilvl="2" w:tplc="10090005" w:tentative="1">
-      <w:start w:val="1"/>
-      <w:numFmt w:val="bullet"/>
-      <w:lvlText w:val=""/>
-      <w:lvlJc w:val="left"/>
-      <w:pPr>
-        <w:ind w:left="2520" w:hanging="360"/>
-      </w:pPr>
-      <w:rPr>
-        <w:rFonts w:ascii="Wingdings" w:hAnsi="Wingdings" w:hint="default"/>
-      </w:rPr>
-    </w:lvl>
-    <w:lvl w:ilvl="3" w:tplc="10090001" w:tentative="1">
-      <w:start w:val="1"/>
-      <w:numFmt w:val="bullet"/>
-      <w:lvlText w:val=""/>
-      <w:lvlJc w:val="left"/>
-      <w:pPr>
-        <w:ind w:left="3240" w:hanging="360"/>
-      </w:pPr>
-      <w:rPr>
-        <w:rFonts w:ascii="Symbol" w:hAnsi="Symbol" w:hint="default"/>
-      </w:rPr>
-    </w:lvl>
-    <w:lvl w:ilvl="4" w:tplc="10090003" w:tentative="1">
-      <w:start w:val="1"/>
-      <w:numFmt w:val="bullet"/>
-      <w:lvlText w:val="o"/>
-      <w:lvlJc w:val="left"/>
-      <w:pPr>
-        <w:ind w:left="3960" w:hanging="360"/>
-      </w:pPr>
-      <w:rPr>
-        <w:rFonts w:ascii="Courier New" w:hAnsi="Courier New" w:cs="Courier New" w:hint="default"/>
-      </w:rPr>
-    </w:lvl>
-    <w:lvl w:ilvl="5" w:tplc="10090005" w:tentative="1">
-      <w:start w:val="1"/>
-      <w:numFmt w:val="bullet"/>
-      <w:lvlText w:val=""/>
-      <w:lvlJc w:val="left"/>
-      <w:pPr>
-        <w:ind w:left="4680" w:hanging="360"/>
-      </w:pPr>
-      <w:rPr>
-        <w:rFonts w:ascii="Wingdings" w:hAnsi="Wingdings" w:hint="default"/>
-      </w:rPr>
-    </w:lvl>
-    <w:lvl w:ilvl="6" w:tplc="10090001" w:tentative="1">
-      <w:start w:val="1"/>
-      <w:numFmt w:val="bullet"/>
-      <w:lvlText w:val=""/>
-      <w:lvlJc w:val="left"/>
-      <w:pPr>
-        <w:ind w:left="5400" w:hanging="360"/>
-      </w:pPr>
-      <w:rPr>
-        <w:rFonts w:ascii="Symbol" w:hAnsi="Symbol" w:hint="default"/>
-      </w:rPr>
-    </w:lvl>
-    <w:lvl w:ilvl="7" w:tplc="10090003" w:tentative="1">
-      <w:start w:val="1"/>
-      <w:numFmt w:val="bullet"/>
-      <w:lvlText w:val="o"/>
-      <w:lvlJc w:val="left"/>
-      <w:pPr>
-        <w:ind w:left="6120" w:hanging="360"/>
-      </w:pPr>
-      <w:rPr>
-        <w:rFonts w:ascii="Courier New" w:hAnsi="Courier New" w:cs="Courier New" w:hint="default"/>
-      </w:rPr>
-    </w:lvl>
-    <w:lvl w:ilvl="8" w:tplc="10090005" w:tentative="1">
-      <w:start w:val="1"/>
-      <w:numFmt w:val="bullet"/>
-      <w:lvlText w:val=""/>
-      <w:lvlJc w:val="left"/>
-      <w:pPr>
-        <w:ind w:left="6840" w:hanging="360"/>
-      </w:pPr>
-      <w:rPr>
-        <w:rFonts w:ascii="Wingdings" w:hAnsi="Wingdings" w:hint="default"/>
-      </w:rPr>
-    </w:lvl>
-  </w:abstractNum>
-  <w:abstractNum w:abstractNumId="43" w15:restartNumberingAfterBreak="0">
-    <w:nsid w:val="4FEB3738"/>
-    <w:multiLevelType w:val="singleLevel"/>
-    <w:tmpl w:val="5B4832E6"/>
-    <w:lvl w:ilvl="0">
-      <w:start w:val="1"/>
-      <w:numFmt w:val="none"/>
-      <w:lvlText w:val="o"/>
-      <w:legacy w:legacy="1" w:legacySpace="120" w:legacyIndent="360"/>
-      <w:lvlJc w:val="left"/>
-      <w:pPr>
-        <w:ind w:left="1800" w:hanging="360"/>
-      </w:pPr>
-      <w:rPr>
-        <w:rFonts w:ascii="Courier New" w:hAnsi="Courier New" w:cs="Courier New" w:hint="default"/>
-      </w:rPr>
-    </w:lvl>
-  </w:abstractNum>
-  <w:abstractNum w:abstractNumId="44" w15:restartNumberingAfterBreak="0">
+  <w:abstractNum w:abstractNumId="12" w15:restartNumberingAfterBreak="0">
     <w:nsid w:val="524C7ED1"/>
     <w:multiLevelType w:val="multilevel"/>
     <w:tmpl w:val="DB8AF650"/>
@@ -6435,61 +4761,7 @@
       </w:rPr>
     </w:lvl>
   </w:abstractNum>
-  <w:abstractNum w:abstractNumId="45" w15:restartNumberingAfterBreak="0">
-    <w:nsid w:val="538E2DD2"/>
-    <w:multiLevelType w:val="singleLevel"/>
-    <w:tmpl w:val="5B4832E6"/>
-    <w:lvl w:ilvl="0">
-      <w:start w:val="1"/>
-      <w:numFmt w:val="none"/>
-      <w:lvlText w:val="o"/>
-      <w:legacy w:legacy="1" w:legacySpace="120" w:legacyIndent="360"/>
-      <w:lvlJc w:val="left"/>
-      <w:pPr>
-        <w:ind w:left="1800" w:hanging="360"/>
-      </w:pPr>
-      <w:rPr>
-        <w:rFonts w:ascii="Courier New" w:hAnsi="Courier New" w:cs="Courier New" w:hint="default"/>
-      </w:rPr>
-    </w:lvl>
-  </w:abstractNum>
-  <w:abstractNum w:abstractNumId="46" w15:restartNumberingAfterBreak="0">
-    <w:nsid w:val="54993657"/>
-    <w:multiLevelType w:val="singleLevel"/>
-    <w:tmpl w:val="5B4832E6"/>
-    <w:lvl w:ilvl="0">
-      <w:start w:val="1"/>
-      <w:numFmt w:val="none"/>
-      <w:lvlText w:val="o"/>
-      <w:legacy w:legacy="1" w:legacySpace="120" w:legacyIndent="360"/>
-      <w:lvlJc w:val="left"/>
-      <w:pPr>
-        <w:ind w:left="1800" w:hanging="360"/>
-      </w:pPr>
-      <w:rPr>
-        <w:rFonts w:ascii="Courier New" w:hAnsi="Courier New" w:cs="Courier New" w:hint="default"/>
-      </w:rPr>
-    </w:lvl>
-  </w:abstractNum>
-  <w:abstractNum w:abstractNumId="47" w15:restartNumberingAfterBreak="0">
-    <w:nsid w:val="5511240F"/>
-    <w:multiLevelType w:val="singleLevel"/>
-    <w:tmpl w:val="5B4832E6"/>
-    <w:lvl w:ilvl="0">
-      <w:start w:val="1"/>
-      <w:numFmt w:val="none"/>
-      <w:lvlText w:val="o"/>
-      <w:legacy w:legacy="1" w:legacySpace="120" w:legacyIndent="360"/>
-      <w:lvlJc w:val="left"/>
-      <w:pPr>
-        <w:ind w:left="1800" w:hanging="360"/>
-      </w:pPr>
-      <w:rPr>
-        <w:rFonts w:ascii="Courier New" w:hAnsi="Courier New" w:cs="Courier New" w:hint="default"/>
-      </w:rPr>
-    </w:lvl>
-  </w:abstractNum>
-  <w:abstractNum w:abstractNumId="48" w15:restartNumberingAfterBreak="0">
+  <w:abstractNum w:abstractNumId="13" w15:restartNumberingAfterBreak="0">
     <w:nsid w:val="55253CF5"/>
     <w:multiLevelType w:val="hybridMultilevel"/>
     <w:tmpl w:val="64DA9EA8"/>
@@ -6629,219 +4901,7 @@
       </w:rPr>
     </w:lvl>
   </w:abstractNum>
-  <w:abstractNum w:abstractNumId="49" w15:restartNumberingAfterBreak="0">
-    <w:nsid w:val="60EE5A35"/>
-    <w:multiLevelType w:val="singleLevel"/>
-    <w:tmpl w:val="5B4832E6"/>
-    <w:lvl w:ilvl="0">
-      <w:start w:val="1"/>
-      <w:numFmt w:val="none"/>
-      <w:lvlText w:val="o"/>
-      <w:legacy w:legacy="1" w:legacySpace="120" w:legacyIndent="360"/>
-      <w:lvlJc w:val="left"/>
-      <w:pPr>
-        <w:ind w:left="1800" w:hanging="360"/>
-      </w:pPr>
-      <w:rPr>
-        <w:rFonts w:ascii="Courier New" w:hAnsi="Courier New" w:cs="Courier New" w:hint="default"/>
-      </w:rPr>
-    </w:lvl>
-  </w:abstractNum>
-  <w:abstractNum w:abstractNumId="50" w15:restartNumberingAfterBreak="0">
-    <w:nsid w:val="668A15DF"/>
-    <w:multiLevelType w:val="singleLevel"/>
-    <w:tmpl w:val="5B4832E6"/>
-    <w:lvl w:ilvl="0">
-      <w:start w:val="1"/>
-      <w:numFmt w:val="none"/>
-      <w:lvlText w:val="o"/>
-      <w:legacy w:legacy="1" w:legacySpace="120" w:legacyIndent="360"/>
-      <w:lvlJc w:val="left"/>
-      <w:pPr>
-        <w:ind w:left="1800" w:hanging="360"/>
-      </w:pPr>
-      <w:rPr>
-        <w:rFonts w:ascii="Courier New" w:hAnsi="Courier New" w:cs="Courier New" w:hint="default"/>
-      </w:rPr>
-    </w:lvl>
-  </w:abstractNum>
-  <w:abstractNum w:abstractNumId="51" w15:restartNumberingAfterBreak="0">
-    <w:nsid w:val="673D4FCF"/>
-    <w:multiLevelType w:val="singleLevel"/>
-    <w:tmpl w:val="DB8AF650"/>
-    <w:lvl w:ilvl="0">
-      <w:start w:val="1"/>
-      <w:numFmt w:val="none"/>
-      <w:lvlText w:val=""/>
-      <w:legacy w:legacy="1" w:legacySpace="120" w:legacyIndent="360"/>
-      <w:lvlJc w:val="left"/>
-      <w:pPr>
-        <w:ind w:left="1080" w:hanging="360"/>
-      </w:pPr>
-      <w:rPr>
-        <w:rFonts w:ascii="Wingdings" w:hAnsi="Wingdings" w:hint="default"/>
-      </w:rPr>
-    </w:lvl>
-  </w:abstractNum>
-  <w:abstractNum w:abstractNumId="52" w15:restartNumberingAfterBreak="0">
-    <w:nsid w:val="6BA01A77"/>
-    <w:multiLevelType w:val="singleLevel"/>
-    <w:tmpl w:val="5B4832E6"/>
-    <w:lvl w:ilvl="0">
-      <w:start w:val="1"/>
-      <w:numFmt w:val="none"/>
-      <w:lvlText w:val="o"/>
-      <w:legacy w:legacy="1" w:legacySpace="120" w:legacyIndent="360"/>
-      <w:lvlJc w:val="left"/>
-      <w:pPr>
-        <w:ind w:left="1800" w:hanging="360"/>
-      </w:pPr>
-      <w:rPr>
-        <w:rFonts w:ascii="Courier New" w:hAnsi="Courier New" w:cs="Courier New" w:hint="default"/>
-      </w:rPr>
-    </w:lvl>
-  </w:abstractNum>
-  <w:abstractNum w:abstractNumId="53" w15:restartNumberingAfterBreak="0">
-    <w:nsid w:val="6C012E70"/>
-    <w:multiLevelType w:val="hybridMultilevel"/>
-    <w:tmpl w:val="5C2C5D1A"/>
-    <w:lvl w:ilvl="0" w:tplc="0409000B">
-      <w:start w:val="1"/>
-      <w:numFmt w:val="bullet"/>
-      <w:lvlText w:val=""/>
-      <w:lvlJc w:val="left"/>
-      <w:pPr>
-        <w:tabs>
-          <w:tab w:val="num" w:pos="1080"/>
-        </w:tabs>
-        <w:ind w:left="1080" w:hanging="360"/>
-      </w:pPr>
-      <w:rPr>
-        <w:rFonts w:ascii="Wingdings" w:hAnsi="Wingdings" w:hint="default"/>
-      </w:rPr>
-    </w:lvl>
-    <w:lvl w:ilvl="1" w:tplc="04090003" w:tentative="1">
-      <w:start w:val="1"/>
-      <w:numFmt w:val="bullet"/>
-      <w:lvlText w:val="o"/>
-      <w:lvlJc w:val="left"/>
-      <w:pPr>
-        <w:tabs>
-          <w:tab w:val="num" w:pos="1800"/>
-        </w:tabs>
-        <w:ind w:left="1800" w:hanging="360"/>
-      </w:pPr>
-      <w:rPr>
-        <w:rFonts w:ascii="Courier New" w:hAnsi="Courier New" w:cs="Courier New" w:hint="default"/>
-      </w:rPr>
-    </w:lvl>
-    <w:lvl w:ilvl="2" w:tplc="04090005" w:tentative="1">
-      <w:start w:val="1"/>
-      <w:numFmt w:val="bullet"/>
-      <w:lvlText w:val=""/>
-      <w:lvlJc w:val="left"/>
-      <w:pPr>
-        <w:tabs>
-          <w:tab w:val="num" w:pos="2520"/>
-        </w:tabs>
-        <w:ind w:left="2520" w:hanging="360"/>
-      </w:pPr>
-      <w:rPr>
-        <w:rFonts w:ascii="Wingdings" w:hAnsi="Wingdings" w:hint="default"/>
-      </w:rPr>
-    </w:lvl>
-    <w:lvl w:ilvl="3" w:tplc="04090001" w:tentative="1">
-      <w:start w:val="1"/>
-      <w:numFmt w:val="bullet"/>
-      <w:lvlText w:val=""/>
-      <w:lvlJc w:val="left"/>
-      <w:pPr>
-        <w:tabs>
-          <w:tab w:val="num" w:pos="3240"/>
-        </w:tabs>
-        <w:ind w:left="3240" w:hanging="360"/>
-      </w:pPr>
-      <w:rPr>
-        <w:rFonts w:ascii="Symbol" w:hAnsi="Symbol" w:hint="default"/>
-      </w:rPr>
-    </w:lvl>
-    <w:lvl w:ilvl="4" w:tplc="04090003" w:tentative="1">
-      <w:start w:val="1"/>
-      <w:numFmt w:val="bullet"/>
-      <w:lvlText w:val="o"/>
-      <w:lvlJc w:val="left"/>
-      <w:pPr>
-        <w:tabs>
-          <w:tab w:val="num" w:pos="3960"/>
-        </w:tabs>
-        <w:ind w:left="3960" w:hanging="360"/>
-      </w:pPr>
-      <w:rPr>
-        <w:rFonts w:ascii="Courier New" w:hAnsi="Courier New" w:cs="Courier New" w:hint="default"/>
-      </w:rPr>
-    </w:lvl>
-    <w:lvl w:ilvl="5" w:tplc="04090005" w:tentative="1">
-      <w:start w:val="1"/>
-      <w:numFmt w:val="bullet"/>
-      <w:lvlText w:val=""/>
-      <w:lvlJc w:val="left"/>
-      <w:pPr>
-        <w:tabs>
-          <w:tab w:val="num" w:pos="4680"/>
-        </w:tabs>
-        <w:ind w:left="4680" w:hanging="360"/>
-      </w:pPr>
-      <w:rPr>
-        <w:rFonts w:ascii="Wingdings" w:hAnsi="Wingdings" w:hint="default"/>
-      </w:rPr>
-    </w:lvl>
-    <w:lvl w:ilvl="6" w:tplc="04090001" w:tentative="1">
-      <w:start w:val="1"/>
-      <w:numFmt w:val="bullet"/>
-      <w:lvlText w:val=""/>
-      <w:lvlJc w:val="left"/>
-      <w:pPr>
-        <w:tabs>
-          <w:tab w:val="num" w:pos="5400"/>
-        </w:tabs>
-        <w:ind w:left="5400" w:hanging="360"/>
-      </w:pPr>
-      <w:rPr>
-        <w:rFonts w:ascii="Symbol" w:hAnsi="Symbol" w:hint="default"/>
-      </w:rPr>
-    </w:lvl>
-    <w:lvl w:ilvl="7" w:tplc="04090003" w:tentative="1">
-      <w:start w:val="1"/>
-      <w:numFmt w:val="bullet"/>
-      <w:lvlText w:val="o"/>
-      <w:lvlJc w:val="left"/>
-      <w:pPr>
-        <w:tabs>
-          <w:tab w:val="num" w:pos="6120"/>
-        </w:tabs>
-        <w:ind w:left="6120" w:hanging="360"/>
-      </w:pPr>
-      <w:rPr>
-        <w:rFonts w:ascii="Courier New" w:hAnsi="Courier New" w:cs="Courier New" w:hint="default"/>
-      </w:rPr>
-    </w:lvl>
-    <w:lvl w:ilvl="8" w:tplc="04090005" w:tentative="1">
-      <w:start w:val="1"/>
-      <w:numFmt w:val="bullet"/>
-      <w:lvlText w:val=""/>
-      <w:lvlJc w:val="left"/>
-      <w:pPr>
-        <w:tabs>
-          <w:tab w:val="num" w:pos="6840"/>
-        </w:tabs>
-        <w:ind w:left="6840" w:hanging="360"/>
-      </w:pPr>
-      <w:rPr>
-        <w:rFonts w:ascii="Wingdings" w:hAnsi="Wingdings" w:hint="default"/>
-      </w:rPr>
-    </w:lvl>
-  </w:abstractNum>
-  <w:abstractNum w:abstractNumId="54" w15:restartNumberingAfterBreak="0">
+  <w:abstractNum w:abstractNumId="14" w15:restartNumberingAfterBreak="0">
     <w:nsid w:val="6D9D6703"/>
     <w:multiLevelType w:val="multilevel"/>
     <w:tmpl w:val="DB8AF650"/>
@@ -6963,120 +5023,7 @@
       </w:rPr>
     </w:lvl>
   </w:abstractNum>
-  <w:abstractNum w:abstractNumId="55" w15:restartNumberingAfterBreak="0">
-    <w:nsid w:val="6ECD0807"/>
-    <w:multiLevelType w:val="hybridMultilevel"/>
-    <w:tmpl w:val="55ECA348"/>
-    <w:lvl w:ilvl="0" w:tplc="10090001">
-      <w:start w:val="1"/>
-      <w:numFmt w:val="bullet"/>
-      <w:lvlText w:val=""/>
-      <w:lvlJc w:val="left"/>
-      <w:pPr>
-        <w:ind w:left="360" w:hanging="360"/>
-      </w:pPr>
-      <w:rPr>
-        <w:rFonts w:ascii="Symbol" w:hAnsi="Symbol" w:hint="default"/>
-      </w:rPr>
-    </w:lvl>
-    <w:lvl w:ilvl="1" w:tplc="10090003" w:tentative="1">
-      <w:start w:val="1"/>
-      <w:numFmt w:val="bullet"/>
-      <w:lvlText w:val="o"/>
-      <w:lvlJc w:val="left"/>
-      <w:pPr>
-        <w:ind w:left="1080" w:hanging="360"/>
-      </w:pPr>
-      <w:rPr>
-        <w:rFonts w:ascii="Courier New" w:hAnsi="Courier New" w:cs="Courier New" w:hint="default"/>
-      </w:rPr>
-    </w:lvl>
-    <w:lvl w:ilvl="2" w:tplc="10090005" w:tentative="1">
-      <w:start w:val="1"/>
-      <w:numFmt w:val="bullet"/>
-      <w:lvlText w:val=""/>
-      <w:lvlJc w:val="left"/>
-      <w:pPr>
-        <w:ind w:left="1800" w:hanging="360"/>
-      </w:pPr>
-      <w:rPr>
-        <w:rFonts w:ascii="Wingdings" w:hAnsi="Wingdings" w:hint="default"/>
-      </w:rPr>
-    </w:lvl>
-    <w:lvl w:ilvl="3" w:tplc="10090001" w:tentative="1">
-      <w:start w:val="1"/>
-      <w:numFmt w:val="bullet"/>
-      <w:lvlText w:val=""/>
-      <w:lvlJc w:val="left"/>
-      <w:pPr>
-        <w:ind w:left="2520" w:hanging="360"/>
-      </w:pPr>
-      <w:rPr>
-        <w:rFonts w:ascii="Symbol" w:hAnsi="Symbol" w:hint="default"/>
-      </w:rPr>
-    </w:lvl>
-    <w:lvl w:ilvl="4" w:tplc="10090003" w:tentative="1">
-      <w:start w:val="1"/>
-      <w:numFmt w:val="bullet"/>
-      <w:lvlText w:val="o"/>
-      <w:lvlJc w:val="left"/>
-      <w:pPr>
-        <w:ind w:left="3240" w:hanging="360"/>
-      </w:pPr>
-      <w:rPr>
-        <w:rFonts w:ascii="Courier New" w:hAnsi="Courier New" w:cs="Courier New" w:hint="default"/>
-      </w:rPr>
-    </w:lvl>
-    <w:lvl w:ilvl="5" w:tplc="10090005" w:tentative="1">
-      <w:start w:val="1"/>
-      <w:numFmt w:val="bullet"/>
-      <w:lvlText w:val=""/>
-      <w:lvlJc w:val="left"/>
-      <w:pPr>
-        <w:ind w:left="3960" w:hanging="360"/>
-      </w:pPr>
-      <w:rPr>
-        <w:rFonts w:ascii="Wingdings" w:hAnsi="Wingdings" w:hint="default"/>
-      </w:rPr>
-    </w:lvl>
-    <w:lvl w:ilvl="6" w:tplc="10090001" w:tentative="1">
-      <w:start w:val="1"/>
-      <w:numFmt w:val="bullet"/>
-      <w:lvlText w:val=""/>
-      <w:lvlJc w:val="left"/>
-      <w:pPr>
-        <w:ind w:left="4680" w:hanging="360"/>
-      </w:pPr>
-      <w:rPr>
-        <w:rFonts w:ascii="Symbol" w:hAnsi="Symbol" w:hint="default"/>
-      </w:rPr>
-    </w:lvl>
-    <w:lvl w:ilvl="7" w:tplc="10090003" w:tentative="1">
-      <w:start w:val="1"/>
-      <w:numFmt w:val="bullet"/>
-      <w:lvlText w:val="o"/>
-      <w:lvlJc w:val="left"/>
-      <w:pPr>
-        <w:ind w:left="5400" w:hanging="360"/>
-      </w:pPr>
-      <w:rPr>
-        <w:rFonts w:ascii="Courier New" w:hAnsi="Courier New" w:cs="Courier New" w:hint="default"/>
-      </w:rPr>
-    </w:lvl>
-    <w:lvl w:ilvl="8" w:tplc="10090005" w:tentative="1">
-      <w:start w:val="1"/>
-      <w:numFmt w:val="bullet"/>
-      <w:lvlText w:val=""/>
-      <w:lvlJc w:val="left"/>
-      <w:pPr>
-        <w:ind w:left="6120" w:hanging="360"/>
-      </w:pPr>
-      <w:rPr>
-        <w:rFonts w:ascii="Wingdings" w:hAnsi="Wingdings" w:hint="default"/>
-      </w:rPr>
-    </w:lvl>
-  </w:abstractNum>
-  <w:abstractNum w:abstractNumId="56" w15:restartNumberingAfterBreak="0">
+  <w:abstractNum w:abstractNumId="15" w15:restartNumberingAfterBreak="0">
     <w:nsid w:val="744B32B0"/>
     <w:multiLevelType w:val="hybridMultilevel"/>
     <w:tmpl w:val="5E043BAA"/>
@@ -7189,25 +5136,7 @@
       </w:rPr>
     </w:lvl>
   </w:abstractNum>
-  <w:abstractNum w:abstractNumId="57" w15:restartNumberingAfterBreak="0">
-    <w:nsid w:val="756F077D"/>
-    <w:multiLevelType w:val="singleLevel"/>
-    <w:tmpl w:val="DB8AF650"/>
-    <w:lvl w:ilvl="0">
-      <w:start w:val="1"/>
-      <w:numFmt w:val="none"/>
-      <w:lvlText w:val=""/>
-      <w:legacy w:legacy="1" w:legacySpace="120" w:legacyIndent="360"/>
-      <w:lvlJc w:val="left"/>
-      <w:pPr>
-        <w:ind w:left="1080" w:hanging="360"/>
-      </w:pPr>
-      <w:rPr>
-        <w:rFonts w:ascii="Wingdings" w:hAnsi="Wingdings" w:hint="default"/>
-      </w:rPr>
-    </w:lvl>
-  </w:abstractNum>
-  <w:abstractNum w:abstractNumId="58" w15:restartNumberingAfterBreak="0">
+  <w:abstractNum w:abstractNumId="16" w15:restartNumberingAfterBreak="0">
     <w:nsid w:val="773204A0"/>
     <w:multiLevelType w:val="singleLevel"/>
     <w:tmpl w:val="5B4832E6"/>
@@ -7225,43 +5154,7 @@
       </w:rPr>
     </w:lvl>
   </w:abstractNum>
-  <w:abstractNum w:abstractNumId="59" w15:restartNumberingAfterBreak="0">
-    <w:nsid w:val="787E589D"/>
-    <w:multiLevelType w:val="singleLevel"/>
-    <w:tmpl w:val="5B4832E6"/>
-    <w:lvl w:ilvl="0">
-      <w:start w:val="1"/>
-      <w:numFmt w:val="none"/>
-      <w:lvlText w:val="o"/>
-      <w:legacy w:legacy="1" w:legacySpace="120" w:legacyIndent="360"/>
-      <w:lvlJc w:val="left"/>
-      <w:pPr>
-        <w:ind w:left="1800" w:hanging="360"/>
-      </w:pPr>
-      <w:rPr>
-        <w:rFonts w:ascii="Courier New" w:hAnsi="Courier New" w:cs="Courier New" w:hint="default"/>
-      </w:rPr>
-    </w:lvl>
-  </w:abstractNum>
-  <w:abstractNum w:abstractNumId="60" w15:restartNumberingAfterBreak="0">
-    <w:nsid w:val="7D347D8C"/>
-    <w:multiLevelType w:val="singleLevel"/>
-    <w:tmpl w:val="5B4832E6"/>
-    <w:lvl w:ilvl="0">
-      <w:start w:val="1"/>
-      <w:numFmt w:val="none"/>
-      <w:lvlText w:val="o"/>
-      <w:legacy w:legacy="1" w:legacySpace="120" w:legacyIndent="360"/>
-      <w:lvlJc w:val="left"/>
-      <w:pPr>
-        <w:ind w:left="1800" w:hanging="360"/>
-      </w:pPr>
-      <w:rPr>
-        <w:rFonts w:ascii="Courier New" w:hAnsi="Courier New" w:cs="Courier New" w:hint="default"/>
-      </w:rPr>
-    </w:lvl>
-  </w:abstractNum>
-  <w:abstractNum w:abstractNumId="61" w15:restartNumberingAfterBreak="0">
+  <w:abstractNum w:abstractNumId="17" w15:restartNumberingAfterBreak="0">
     <w:nsid w:val="7D9D43A9"/>
     <w:multiLevelType w:val="multilevel"/>
     <w:tmpl w:val="DB8AF650"/>
@@ -7383,7 +5276,7 @@
       </w:rPr>
     </w:lvl>
   </w:abstractNum>
-  <w:abstractNum w:abstractNumId="62" w15:restartNumberingAfterBreak="0">
+  <w:abstractNum w:abstractNumId="18" w15:restartNumberingAfterBreak="0">
     <w:nsid w:val="7E892DBB"/>
     <w:multiLevelType w:val="multilevel"/>
     <w:tmpl w:val="5B3206F4"/>
@@ -7467,224 +5360,71 @@
       <w:numFmt w:val="none"/>
       <w:lvlText w:val=""/>
       <w:lvlJc w:val="left"/>
-    </w:lvl>
-  </w:abstractNum>
-  <w:abstractNum w:abstractNumId="63" w15:restartNumberingAfterBreak="0">
-    <w:nsid w:val="7EE90D41"/>
-    <w:multiLevelType w:val="singleLevel"/>
-    <w:tmpl w:val="DB8AF650"/>
-    <w:lvl w:ilvl="0">
-      <w:start w:val="1"/>
-      <w:numFmt w:val="none"/>
-      <w:lvlText w:val=""/>
-      <w:legacy w:legacy="1" w:legacySpace="120" w:legacyIndent="360"/>
-      <w:lvlJc w:val="left"/>
-      <w:pPr>
-        <w:ind w:left="1080" w:hanging="360"/>
-      </w:pPr>
-      <w:rPr>
-        <w:rFonts w:ascii="Wingdings" w:hAnsi="Wingdings" w:hint="default"/>
-      </w:rPr>
     </w:lvl>
   </w:abstractNum>
   <w:num w:numId="1">
     <w:abstractNumId w:val="0"/>
   </w:num>
   <w:num w:numId="2">
-    <w:abstractNumId w:val="61"/>
+    <w:abstractNumId w:val="17"/>
   </w:num>
   <w:num w:numId="3">
-    <w:abstractNumId w:val="21"/>
+    <w:abstractNumId w:val="5"/>
   </w:num>
   <w:num w:numId="4">
-    <w:abstractNumId w:val="35"/>
+    <w:abstractNumId w:val="10"/>
   </w:num>
   <w:num w:numId="5">
-    <w:abstractNumId w:val="54"/>
+    <w:abstractNumId w:val="14"/>
   </w:num>
   <w:num w:numId="6">
-    <w:abstractNumId w:val="44"/>
+    <w:abstractNumId w:val="12"/>
   </w:num>
   <w:num w:numId="7">
-    <w:abstractNumId w:val="25"/>
+    <w:abstractNumId w:val="6"/>
   </w:num>
   <w:num w:numId="8">
+    <w:abstractNumId w:val="9"/>
+  </w:num>
+  <w:num w:numId="9">
+    <w:abstractNumId w:val="8"/>
+  </w:num>
+  <w:num w:numId="10">
+    <w:abstractNumId w:val="16"/>
+  </w:num>
+  <w:num w:numId="11">
+    <w:abstractNumId w:val="4"/>
+  </w:num>
+  <w:num w:numId="12">
+    <w:abstractNumId w:val="3"/>
+  </w:num>
+  <w:num w:numId="13">
+    <w:abstractNumId w:val="7"/>
+  </w:num>
+  <w:num w:numId="14">
+    <w:abstractNumId w:val="2"/>
+  </w:num>
+  <w:num w:numId="15">
     <w:abstractNumId w:val="13"/>
   </w:num>
-  <w:num w:numId="9">
-    <w:abstractNumId w:val="4"/>
+  <w:num w:numId="16">
+    <w:abstractNumId w:val="18"/>
   </w:num>
-  <w:num w:numId="10">
-    <w:abstractNumId w:val="2"/>
-  </w:num>
-  <w:num w:numId="11">
-    <w:abstractNumId w:val="51"/>
-  </w:num>
-  <w:num w:numId="12">
-    <w:abstractNumId w:val="20"/>
-  </w:num>
-  <w:num w:numId="13">
+  <w:num w:numId="17">
     <w:abstractNumId w:val="11"/>
   </w:num>
-  <w:num w:numId="14">
-    <w:abstractNumId w:val="12"/>
+  <w:num w:numId="18">
+    <w:abstractNumId w:val="15"/>
   </w:num>
-  <w:num w:numId="15">
-    <w:abstractNumId w:val="60"/>
-  </w:num>
-  <w:num w:numId="16">
-    <w:abstractNumId w:val="57"/>
-  </w:num>
-  <w:num w:numId="17">
+  <w:num w:numId="19">
     <w:abstractNumId w:val="1"/>
   </w:num>
-  <w:num w:numId="18">
-    <w:abstractNumId w:val="23"/>
-  </w:num>
-  <w:num w:numId="19">
-    <w:abstractNumId w:val="37"/>
-  </w:num>
-  <w:num w:numId="20">
-    <w:abstractNumId w:val="63"/>
-  </w:num>
-  <w:num w:numId="21">
-    <w:abstractNumId w:val="7"/>
-  </w:num>
-  <w:num w:numId="22">
-    <w:abstractNumId w:val="27"/>
-  </w:num>
-  <w:num w:numId="23">
-    <w:abstractNumId w:val="43"/>
-  </w:num>
-  <w:num w:numId="24">
-    <w:abstractNumId w:val="47"/>
-  </w:num>
-  <w:num w:numId="25">
-    <w:abstractNumId w:val="29"/>
-  </w:num>
-  <w:num w:numId="26">
-    <w:abstractNumId w:val="59"/>
-  </w:num>
-  <w:num w:numId="27">
-    <w:abstractNumId w:val="10"/>
-  </w:num>
-  <w:num w:numId="28">
-    <w:abstractNumId w:val="45"/>
-  </w:num>
-  <w:num w:numId="29">
-    <w:abstractNumId w:val="52"/>
-  </w:num>
-  <w:num w:numId="30">
-    <w:abstractNumId w:val="5"/>
-  </w:num>
-  <w:num w:numId="31">
-    <w:abstractNumId w:val="38"/>
-  </w:num>
-  <w:num w:numId="32">
-    <w:abstractNumId w:val="36"/>
-  </w:num>
-  <w:num w:numId="33">
-    <w:abstractNumId w:val="34"/>
-  </w:num>
-  <w:num w:numId="34">
-    <w:abstractNumId w:val="31"/>
-  </w:num>
-  <w:num w:numId="35">
-    <w:abstractNumId w:val="58"/>
-  </w:num>
-  <w:num w:numId="36">
-    <w:abstractNumId w:val="17"/>
-  </w:num>
-  <w:num w:numId="37">
-    <w:abstractNumId w:val="16"/>
-  </w:num>
-  <w:num w:numId="38">
-    <w:abstractNumId w:val="28"/>
-  </w:num>
-  <w:num w:numId="39">
-    <w:abstractNumId w:val="6"/>
-  </w:num>
-  <w:num w:numId="40">
-    <w:abstractNumId w:val="8"/>
-  </w:num>
-  <w:num w:numId="41">
-    <w:abstractNumId w:val="40"/>
-  </w:num>
-  <w:num w:numId="42">
-    <w:abstractNumId w:val="19"/>
-  </w:num>
-  <w:num w:numId="43">
-    <w:abstractNumId w:val="49"/>
-  </w:num>
-  <w:num w:numId="44">
-    <w:abstractNumId w:val="18"/>
-  </w:num>
-  <w:num w:numId="45">
-    <w:abstractNumId w:val="32"/>
-  </w:num>
-  <w:num w:numId="46">
-    <w:abstractNumId w:val="30"/>
-  </w:num>
-  <w:num w:numId="47">
-    <w:abstractNumId w:val="50"/>
-  </w:num>
-  <w:num w:numId="48">
-    <w:abstractNumId w:val="26"/>
-  </w:num>
-  <w:num w:numId="49">
-    <w:abstractNumId w:val="46"/>
-  </w:num>
-  <w:num w:numId="50">
-    <w:abstractNumId w:val="24"/>
-  </w:num>
-  <w:num w:numId="51">
-    <w:abstractNumId w:val="22"/>
-  </w:num>
-  <w:num w:numId="52">
-    <w:abstractNumId w:val="41"/>
-  </w:num>
-  <w:num w:numId="53">
-    <w:abstractNumId w:val="15"/>
-  </w:num>
-  <w:num w:numId="54">
-    <w:abstractNumId w:val="53"/>
-  </w:num>
-  <w:num w:numId="55">
-    <w:abstractNumId w:val="48"/>
-  </w:num>
-  <w:num w:numId="56">
-    <w:abstractNumId w:val="62"/>
-  </w:num>
-  <w:num w:numId="57">
-    <w:abstractNumId w:val="55"/>
-  </w:num>
-  <w:num w:numId="58">
-    <w:abstractNumId w:val="39"/>
-  </w:num>
-  <w:num w:numId="59">
-    <w:abstractNumId w:val="14"/>
-  </w:num>
-  <w:num w:numId="60">
-    <w:abstractNumId w:val="42"/>
-  </w:num>
-  <w:num w:numId="61">
-    <w:abstractNumId w:val="33"/>
-  </w:num>
-  <w:num w:numId="62">
-    <w:abstractNumId w:val="56"/>
-  </w:num>
-  <w:num w:numId="63">
-    <w:abstractNumId w:val="9"/>
-  </w:num>
-  <w:num w:numId="64">
-    <w:abstractNumId w:val="3"/>
-  </w:num>
-  <w:numIdMacAtCleanup w:val="54"/>
+  <w:numIdMacAtCleanup w:val="19"/>
 </w:numbering>
 </file>
 
 <file path=word/styles.xml><?xml version="1.0" encoding="utf-8"?>
-<w:styles xmlns:mc="http://schemas.openxmlformats.org/markup-compatibility/2006" xmlns:r="http://schemas.openxmlformats.org/officeDocument/2006/relationships" xmlns:w="http://schemas.openxmlformats.org/wordprocessingml/2006/main" xmlns:w14="http://schemas.microsoft.com/office/word/2010/wordml" xmlns:w15="http://schemas.microsoft.com/office/word/2012/wordml" xmlns:w16cid="http://schemas.microsoft.com/office/word/2016/wordml/cid" xmlns:w16se="http://schemas.microsoft.com/office/word/2015/wordml/symex" mc:Ignorable="w14 w15 w16se w16cid">
+<w:styles xmlns:mc="http://schemas.openxmlformats.org/markup-compatibility/2006" xmlns:r="http://schemas.openxmlformats.org/officeDocument/2006/relationships" xmlns:w="http://schemas.openxmlformats.org/wordprocessingml/2006/main" xmlns:w14="http://schemas.microsoft.com/office/word/2010/wordml" xmlns:w15="http://schemas.microsoft.com/office/word/2012/wordml" xmlns:w16se="http://schemas.microsoft.com/office/word/2015/wordml/symex" mc:Ignorable="w14 w15 w16se">
   <w:docDefaults>
     <w:rPrDefault>
       <w:rPr>
@@ -7694,7 +5434,7 @@
     </w:rPrDefault>
     <w:pPrDefault/>
   </w:docDefaults>
-  <w:latentStyles w:defLockedState="0" w:defUIPriority="0" w:defSemiHidden="0" w:defUnhideWhenUsed="0" w:defQFormat="0" w:count="375">
+  <w:latentStyles w:defLockedState="0" w:defUIPriority="0" w:defSemiHidden="0" w:defUnhideWhenUsed="0" w:defQFormat="0" w:count="371">
     <w:lsdException w:name="Normal" w:qFormat="1"/>
     <w:lsdException w:name="heading 1" w:qFormat="1"/>
     <w:lsdException w:name="heading 2" w:qFormat="1"/>
@@ -7974,10 +5714,6 @@
     <w:lsdException w:name="List Table 5 Dark Accent 6" w:uiPriority="50"/>
     <w:lsdException w:name="List Table 6 Colorful Accent 6" w:uiPriority="51"/>
     <w:lsdException w:name="List Table 7 Colorful Accent 6" w:uiPriority="52"/>
-    <w:lsdException w:name="Mention" w:semiHidden="1" w:uiPriority="99" w:unhideWhenUsed="1"/>
-    <w:lsdException w:name="Smart Hyperlink" w:semiHidden="1" w:uiPriority="99" w:unhideWhenUsed="1"/>
-    <w:lsdException w:name="Hashtag" w:semiHidden="1" w:uiPriority="99" w:unhideWhenUsed="1"/>
-    <w:lsdException w:name="Unresolved Mention" w:semiHidden="1" w:uiPriority="99" w:unhideWhenUsed="1"/>
   </w:latentStyles>
   <w:style w:type="paragraph" w:default="1" w:styleId="Normal">
     <w:name w:val="Normal"/>
@@ -8443,6 +6179,28 @@
       <w:contextualSpacing/>
     </w:pPr>
   </w:style>
+  <w:style w:type="paragraph" w:styleId="Header">
+    <w:name w:val="header"/>
+    <w:basedOn w:val="Normal"/>
+    <w:link w:val="HeaderChar"/>
+    <w:rsid w:val="00F87E71"/>
+    <w:pPr>
+      <w:tabs>
+        <w:tab w:val="center" w:pos="4680"/>
+        <w:tab w:val="right" w:pos="9360"/>
+      </w:tabs>
+    </w:pPr>
+  </w:style>
+  <w:style w:type="character" w:customStyle="1" w:styleId="HeaderChar">
+    <w:name w:val="Header Char"/>
+    <w:basedOn w:val="DefaultParagraphFont"/>
+    <w:link w:val="Header"/>
+    <w:rsid w:val="00F87E71"/>
+    <w:rPr>
+      <w:noProof/>
+      <w:lang w:eastAsia="en-US"/>
+    </w:rPr>
+  </w:style>
 </w:styles>
 </file>
 
